--- a/kpluz/docxs/Gen Sci/Q1_LE8.docx
+++ b/kpluz/docxs/Gen Sci/Q1_LE8.docx
@@ -295,8 +295,8 @@
         <w:tblLook w:val="04A0" w:firstRow="1" w:lastRow="0" w:firstColumn="1" w:lastColumn="0" w:noHBand="0" w:noVBand="1"/>
       </w:tblPr>
       <w:tblGrid>
-        <w:gridCol w:w="2407"/>
-        <w:gridCol w:w="8873"/>
+        <w:gridCol w:w="2920"/>
+        <w:gridCol w:w="8360"/>
       </w:tblGrid>
       <w:tr>
         <w:trPr>
@@ -432,7 +432,25 @@
                 <w:sz w:val="23"/>
                 <w:szCs w:val="23"/>
               </w:rPr>
-              <w:t>Using less energy to perform the same task or produce the same output</w:t>
+              <w:t xml:space="preserve">Using less energy to perform the same task or produce the </w:t>
+            </w:r>
+          </w:p>
+          <w:p>
+            <w:pPr>
+              <w:spacing w:after="0" w:line="375" w:lineRule="atLeast"/>
+              <w:rPr>
+                <w:rFonts w:ascii="Segoe UI" w:eastAsia="Times New Roman" w:hAnsi="Segoe UI" w:cs="Segoe UI"/>
+                <w:sz w:val="23"/>
+                <w:szCs w:val="23"/>
+              </w:rPr>
+            </w:pPr>
+            <w:r>
+              <w:rPr>
+                <w:rFonts w:ascii="Segoe UI" w:eastAsia="Times New Roman" w:hAnsi="Segoe UI" w:cs="Segoe UI"/>
+                <w:sz w:val="23"/>
+                <w:szCs w:val="23"/>
+              </w:rPr>
+              <w:t>same output</w:t>
             </w:r>
           </w:p>
         </w:tc>
@@ -498,7 +516,25 @@
                 <w:sz w:val="23"/>
                 <w:szCs w:val="23"/>
               </w:rPr>
-              <w:t>Changing behavior to reduce energy use, such as turning off lights when leaving a room</w:t>
+              <w:t xml:space="preserve">Changing behavior to reduce energy use, such as turning off lights </w:t>
+            </w:r>
+          </w:p>
+          <w:p>
+            <w:pPr>
+              <w:spacing w:after="0" w:line="375" w:lineRule="atLeast"/>
+              <w:rPr>
+                <w:rFonts w:ascii="Segoe UI" w:eastAsia="Times New Roman" w:hAnsi="Segoe UI" w:cs="Segoe UI"/>
+                <w:sz w:val="23"/>
+                <w:szCs w:val="23"/>
+              </w:rPr>
+            </w:pPr>
+            <w:r>
+              <w:rPr>
+                <w:rFonts w:ascii="Segoe UI" w:eastAsia="Times New Roman" w:hAnsi="Segoe UI" w:cs="Segoe UI"/>
+                <w:sz w:val="23"/>
+                <w:szCs w:val="23"/>
+              </w:rPr>
+              <w:t>when leaving a room</w:t>
             </w:r>
           </w:p>
         </w:tc>
@@ -564,7 +600,25 @@
                 <w:sz w:val="23"/>
                 <w:szCs w:val="23"/>
               </w:rPr>
-              <w:t>Energy that is consumed but does not produce useful work or benefit</w:t>
+              <w:t xml:space="preserve">Energy that is consumed but does not produce useful work </w:t>
+            </w:r>
+          </w:p>
+          <w:p>
+            <w:pPr>
+              <w:spacing w:after="0" w:line="375" w:lineRule="atLeast"/>
+              <w:rPr>
+                <w:rFonts w:ascii="Segoe UI" w:eastAsia="Times New Roman" w:hAnsi="Segoe UI" w:cs="Segoe UI"/>
+                <w:sz w:val="23"/>
+                <w:szCs w:val="23"/>
+              </w:rPr>
+            </w:pPr>
+            <w:r>
+              <w:rPr>
+                <w:rFonts w:ascii="Segoe UI" w:eastAsia="Times New Roman" w:hAnsi="Segoe UI" w:cs="Segoe UI"/>
+                <w:sz w:val="23"/>
+                <w:szCs w:val="23"/>
+              </w:rPr>
+              <w:t>or benefit</w:t>
             </w:r>
           </w:p>
         </w:tc>
@@ -608,9 +662,9 @@
         <w:tblLook w:val="04A0" w:firstRow="1" w:lastRow="0" w:firstColumn="1" w:lastColumn="0" w:noHBand="0" w:noVBand="1"/>
       </w:tblPr>
       <w:tblGrid>
-        <w:gridCol w:w="2303"/>
-        <w:gridCol w:w="4360"/>
-        <w:gridCol w:w="4617"/>
+        <w:gridCol w:w="2414"/>
+        <w:gridCol w:w="3706"/>
+        <w:gridCol w:w="5160"/>
       </w:tblGrid>
       <w:tr>
         <w:trPr>
@@ -652,7 +706,7 @@
         </w:tc>
         <w:tc>
           <w:tcPr>
-            <w:tcW w:w="0" w:type="auto"/>
+            <w:tcW w:w="3706" w:type="dxa"/>
             <w:tcBorders>
               <w:top w:val="nil"/>
             </w:tcBorders>
@@ -686,7 +740,7 @@
         </w:tc>
         <w:tc>
           <w:tcPr>
-            <w:tcW w:w="0" w:type="auto"/>
+            <w:tcW w:w="5160" w:type="dxa"/>
             <w:tcBorders>
               <w:top w:val="nil"/>
             </w:tcBorders>
@@ -755,7 +809,7 @@
         </w:tc>
         <w:tc>
           <w:tcPr>
-            <w:tcW w:w="0" w:type="auto"/>
+            <w:tcW w:w="3706" w:type="dxa"/>
             <w:tcMar>
               <w:top w:w="150" w:type="dxa"/>
               <w:left w:w="240" w:type="dxa"/>
@@ -786,7 +840,7 @@
         </w:tc>
         <w:tc>
           <w:tcPr>
-            <w:tcW w:w="0" w:type="auto"/>
+            <w:tcW w:w="5160" w:type="dxa"/>
             <w:tcMar>
               <w:top w:w="150" w:type="dxa"/>
               <w:left w:w="240" w:type="dxa"/>
@@ -811,7 +865,25 @@
                 <w:sz w:val="23"/>
                 <w:szCs w:val="23"/>
               </w:rPr>
-              <w:t>Replacing an incandescent bulb with an LED bulb</w:t>
+              <w:t xml:space="preserve">Replacing an incandescent bulb </w:t>
+            </w:r>
+          </w:p>
+          <w:p>
+            <w:pPr>
+              <w:spacing w:after="0" w:line="375" w:lineRule="atLeast"/>
+              <w:rPr>
+                <w:rFonts w:ascii="Segoe UI" w:eastAsia="Times New Roman" w:hAnsi="Segoe UI" w:cs="Segoe UI"/>
+                <w:sz w:val="23"/>
+                <w:szCs w:val="23"/>
+              </w:rPr>
+            </w:pPr>
+            <w:r>
+              <w:rPr>
+                <w:rFonts w:ascii="Segoe UI" w:eastAsia="Times New Roman" w:hAnsi="Segoe UI" w:cs="Segoe UI"/>
+                <w:sz w:val="23"/>
+                <w:szCs w:val="23"/>
+              </w:rPr>
+              <w:t>with an LED bulb</w:t>
             </w:r>
           </w:p>
         </w:tc>
@@ -852,7 +924,7 @@
         </w:tc>
         <w:tc>
           <w:tcPr>
-            <w:tcW w:w="0" w:type="auto"/>
+            <w:tcW w:w="3706" w:type="dxa"/>
             <w:tcMar>
               <w:top w:w="150" w:type="dxa"/>
               <w:left w:w="240" w:type="dxa"/>
@@ -883,7 +955,7 @@
         </w:tc>
         <w:tc>
           <w:tcPr>
-            <w:tcW w:w="0" w:type="auto"/>
+            <w:tcW w:w="5160" w:type="dxa"/>
             <w:tcMar>
               <w:top w:w="150" w:type="dxa"/>
               <w:left w:w="240" w:type="dxa"/>
@@ -949,7 +1021,7 @@
         </w:tc>
         <w:tc>
           <w:tcPr>
-            <w:tcW w:w="0" w:type="auto"/>
+            <w:tcW w:w="3706" w:type="dxa"/>
             <w:tcMar>
               <w:top w:w="150" w:type="dxa"/>
               <w:left w:w="240" w:type="dxa"/>
@@ -980,7 +1052,7 @@
         </w:tc>
         <w:tc>
           <w:tcPr>
-            <w:tcW w:w="0" w:type="auto"/>
+            <w:tcW w:w="5160" w:type="dxa"/>
             <w:tcMar>
               <w:top w:w="150" w:type="dxa"/>
               <w:left w:w="240" w:type="dxa"/>
@@ -1063,8 +1135,6 @@
           <w:szCs w:val="30"/>
         </w:rPr>
       </w:pPr>
-      <w:bookmarkStart w:id="0" w:name="_GoBack"/>
-      <w:bookmarkEnd w:id="0"/>
       <w:r>
         <w:rPr>
           <w:rFonts w:ascii="Segoe UI" w:eastAsia="Times New Roman" w:hAnsi="Segoe UI" w:cs="Segoe UI"/>
@@ -1090,8 +1160,8 @@
         <w:tblLook w:val="04A0" w:firstRow="1" w:lastRow="0" w:firstColumn="1" w:lastColumn="0" w:noHBand="0" w:noVBand="1"/>
       </w:tblPr>
       <w:tblGrid>
-        <w:gridCol w:w="3604"/>
-        <w:gridCol w:w="7676"/>
+        <w:gridCol w:w="3870"/>
+        <w:gridCol w:w="7410"/>
       </w:tblGrid>
       <w:tr>
         <w:trPr>
@@ -1099,7 +1169,7 @@
         </w:trPr>
         <w:tc>
           <w:tcPr>
-            <w:tcW w:w="0" w:type="auto"/>
+            <w:tcW w:w="3870" w:type="dxa"/>
             <w:tcBorders>
               <w:top w:val="nil"/>
             </w:tcBorders>
@@ -1133,7 +1203,7 @@
         </w:tc>
         <w:tc>
           <w:tcPr>
-            <w:tcW w:w="0" w:type="auto"/>
+            <w:tcW w:w="7410" w:type="dxa"/>
             <w:tcBorders>
               <w:top w:val="nil"/>
             </w:tcBorders>
@@ -1169,7 +1239,7 @@
       <w:tr>
         <w:tc>
           <w:tcPr>
-            <w:tcW w:w="0" w:type="auto"/>
+            <w:tcW w:w="3870" w:type="dxa"/>
             <w:tcMar>
               <w:top w:w="150" w:type="dxa"/>
               <w:left w:w="0" w:type="dxa"/>
@@ -1202,7 +1272,7 @@
         </w:tc>
         <w:tc>
           <w:tcPr>
-            <w:tcW w:w="0" w:type="auto"/>
+            <w:tcW w:w="7410" w:type="dxa"/>
             <w:tcMar>
               <w:top w:w="150" w:type="dxa"/>
               <w:left w:w="240" w:type="dxa"/>
@@ -1235,7 +1305,7 @@
       <w:tr>
         <w:tc>
           <w:tcPr>
-            <w:tcW w:w="0" w:type="auto"/>
+            <w:tcW w:w="3870" w:type="dxa"/>
             <w:tcMar>
               <w:top w:w="150" w:type="dxa"/>
               <w:left w:w="0" w:type="dxa"/>
@@ -1268,7 +1338,7 @@
         </w:tc>
         <w:tc>
           <w:tcPr>
-            <w:tcW w:w="0" w:type="auto"/>
+            <w:tcW w:w="7410" w:type="dxa"/>
             <w:tcMar>
               <w:top w:w="150" w:type="dxa"/>
               <w:left w:w="240" w:type="dxa"/>
@@ -1293,7 +1363,25 @@
                 <w:sz w:val="23"/>
                 <w:szCs w:val="23"/>
               </w:rPr>
-              <w:t>Less electricity generation means fewer greenhouse gas emissions</w:t>
+              <w:t xml:space="preserve">Less electricity generation means fewer greenhouse </w:t>
+            </w:r>
+          </w:p>
+          <w:p>
+            <w:pPr>
+              <w:spacing w:after="0" w:line="375" w:lineRule="atLeast"/>
+              <w:rPr>
+                <w:rFonts w:ascii="Segoe UI" w:eastAsia="Times New Roman" w:hAnsi="Segoe UI" w:cs="Segoe UI"/>
+                <w:sz w:val="23"/>
+                <w:szCs w:val="23"/>
+              </w:rPr>
+            </w:pPr>
+            <w:r>
+              <w:rPr>
+                <w:rFonts w:ascii="Segoe UI" w:eastAsia="Times New Roman" w:hAnsi="Segoe UI" w:cs="Segoe UI"/>
+                <w:sz w:val="23"/>
+                <w:szCs w:val="23"/>
+              </w:rPr>
+              <w:t>gas emissions</w:t>
             </w:r>
           </w:p>
         </w:tc>
@@ -1301,7 +1389,7 @@
       <w:tr>
         <w:tc>
           <w:tcPr>
-            <w:tcW w:w="0" w:type="auto"/>
+            <w:tcW w:w="3870" w:type="dxa"/>
             <w:tcMar>
               <w:top w:w="150" w:type="dxa"/>
               <w:left w:w="0" w:type="dxa"/>
@@ -1334,7 +1422,7 @@
         </w:tc>
         <w:tc>
           <w:tcPr>
-            <w:tcW w:w="0" w:type="auto"/>
+            <w:tcW w:w="7410" w:type="dxa"/>
             <w:tcMar>
               <w:top w:w="150" w:type="dxa"/>
               <w:left w:w="240" w:type="dxa"/>
@@ -1359,7 +1447,25 @@
                 <w:sz w:val="23"/>
                 <w:szCs w:val="23"/>
               </w:rPr>
-              <w:t>Reduces demand for coal, natural gas, and other finite resources</w:t>
+              <w:t xml:space="preserve">Reduces demand for coal, natural gas, and other </w:t>
+            </w:r>
+          </w:p>
+          <w:p>
+            <w:pPr>
+              <w:spacing w:after="0" w:line="375" w:lineRule="atLeast"/>
+              <w:rPr>
+                <w:rFonts w:ascii="Segoe UI" w:eastAsia="Times New Roman" w:hAnsi="Segoe UI" w:cs="Segoe UI"/>
+                <w:sz w:val="23"/>
+                <w:szCs w:val="23"/>
+              </w:rPr>
+            </w:pPr>
+            <w:r>
+              <w:rPr>
+                <w:rFonts w:ascii="Segoe UI" w:eastAsia="Times New Roman" w:hAnsi="Segoe UI" w:cs="Segoe UI"/>
+                <w:sz w:val="23"/>
+                <w:szCs w:val="23"/>
+              </w:rPr>
+              <w:t>finite resources</w:t>
             </w:r>
           </w:p>
         </w:tc>
@@ -1367,7 +1473,7 @@
       <w:tr>
         <w:tc>
           <w:tcPr>
-            <w:tcW w:w="0" w:type="auto"/>
+            <w:tcW w:w="3870" w:type="dxa"/>
             <w:tcMar>
               <w:top w:w="150" w:type="dxa"/>
               <w:left w:w="0" w:type="dxa"/>
@@ -1400,7 +1506,7 @@
         </w:tc>
         <w:tc>
           <w:tcPr>
-            <w:tcW w:w="0" w:type="auto"/>
+            <w:tcW w:w="7410" w:type="dxa"/>
             <w:tcMar>
               <w:top w:w="150" w:type="dxa"/>
               <w:left w:w="240" w:type="dxa"/>
@@ -1433,7 +1539,7 @@
       <w:tr>
         <w:tc>
           <w:tcPr>
-            <w:tcW w:w="0" w:type="auto"/>
+            <w:tcW w:w="3870" w:type="dxa"/>
             <w:tcMar>
               <w:top w:w="150" w:type="dxa"/>
               <w:left w:w="0" w:type="dxa"/>
@@ -1466,7 +1572,7 @@
         </w:tc>
         <w:tc>
           <w:tcPr>
-            <w:tcW w:w="0" w:type="auto"/>
+            <w:tcW w:w="7410" w:type="dxa"/>
             <w:tcMar>
               <w:top w:w="150" w:type="dxa"/>
               <w:left w:w="240" w:type="dxa"/>
@@ -1582,8 +1688,8 @@
       </w:tblPr>
       <w:tblGrid>
         <w:gridCol w:w="2584"/>
-        <w:gridCol w:w="6214"/>
-        <w:gridCol w:w="2482"/>
+        <w:gridCol w:w="5246"/>
+        <w:gridCol w:w="3450"/>
       </w:tblGrid>
       <w:tr>
         <w:trPr>
@@ -1625,7 +1731,7 @@
         </w:tc>
         <w:tc>
           <w:tcPr>
-            <w:tcW w:w="0" w:type="auto"/>
+            <w:tcW w:w="5246" w:type="dxa"/>
             <w:tcBorders>
               <w:top w:val="nil"/>
             </w:tcBorders>
@@ -1659,7 +1765,7 @@
         </w:tc>
         <w:tc>
           <w:tcPr>
-            <w:tcW w:w="0" w:type="auto"/>
+            <w:tcW w:w="3450" w:type="dxa"/>
             <w:tcBorders>
               <w:top w:val="nil"/>
             </w:tcBorders>
@@ -1728,38 +1834,56 @@
         </w:tc>
         <w:tc>
           <w:tcPr>
-            <w:tcW w:w="0" w:type="auto"/>
-            <w:tcMar>
-              <w:top w:w="150" w:type="dxa"/>
-              <w:left w:w="240" w:type="dxa"/>
-              <w:bottom w:w="150" w:type="dxa"/>
-              <w:right w:w="240" w:type="dxa"/>
-            </w:tcMar>
-            <w:vAlign w:val="center"/>
-            <w:hideMark/>
-          </w:tcPr>
-          <w:p>
-            <w:pPr>
-              <w:spacing w:after="0" w:line="375" w:lineRule="atLeast"/>
-              <w:rPr>
-                <w:rFonts w:ascii="Segoe UI" w:eastAsia="Times New Roman" w:hAnsi="Segoe UI" w:cs="Segoe UI"/>
-                <w:sz w:val="23"/>
-                <w:szCs w:val="23"/>
-              </w:rPr>
-            </w:pPr>
-            <w:r>
-              <w:rPr>
-                <w:rFonts w:ascii="Segoe UI" w:eastAsia="Times New Roman" w:hAnsi="Segoe UI" w:cs="Segoe UI"/>
-                <w:sz w:val="23"/>
-                <w:szCs w:val="23"/>
-              </w:rPr>
-              <w:t>Occupants forget to turn off lights when leaving</w:t>
-            </w:r>
-          </w:p>
-        </w:tc>
-        <w:tc>
-          <w:tcPr>
-            <w:tcW w:w="0" w:type="auto"/>
+            <w:tcW w:w="5246" w:type="dxa"/>
+            <w:tcMar>
+              <w:top w:w="150" w:type="dxa"/>
+              <w:left w:w="240" w:type="dxa"/>
+              <w:bottom w:w="150" w:type="dxa"/>
+              <w:right w:w="240" w:type="dxa"/>
+            </w:tcMar>
+            <w:vAlign w:val="center"/>
+            <w:hideMark/>
+          </w:tcPr>
+          <w:p>
+            <w:pPr>
+              <w:spacing w:after="0" w:line="375" w:lineRule="atLeast"/>
+              <w:rPr>
+                <w:rFonts w:ascii="Segoe UI" w:eastAsia="Times New Roman" w:hAnsi="Segoe UI" w:cs="Segoe UI"/>
+                <w:sz w:val="23"/>
+                <w:szCs w:val="23"/>
+              </w:rPr>
+            </w:pPr>
+            <w:r>
+              <w:rPr>
+                <w:rFonts w:ascii="Segoe UI" w:eastAsia="Times New Roman" w:hAnsi="Segoe UI" w:cs="Segoe UI"/>
+                <w:sz w:val="23"/>
+                <w:szCs w:val="23"/>
+              </w:rPr>
+              <w:t xml:space="preserve">Occupants forget to turn off lights </w:t>
+            </w:r>
+          </w:p>
+          <w:p>
+            <w:pPr>
+              <w:spacing w:after="0" w:line="375" w:lineRule="atLeast"/>
+              <w:rPr>
+                <w:rFonts w:ascii="Segoe UI" w:eastAsia="Times New Roman" w:hAnsi="Segoe UI" w:cs="Segoe UI"/>
+                <w:sz w:val="23"/>
+                <w:szCs w:val="23"/>
+              </w:rPr>
+            </w:pPr>
+            <w:r>
+              <w:rPr>
+                <w:rFonts w:ascii="Segoe UI" w:eastAsia="Times New Roman" w:hAnsi="Segoe UI" w:cs="Segoe UI"/>
+                <w:sz w:val="23"/>
+                <w:szCs w:val="23"/>
+              </w:rPr>
+              <w:t>when leaving</w:t>
+            </w:r>
+          </w:p>
+        </w:tc>
+        <w:tc>
+          <w:tcPr>
+            <w:tcW w:w="3450" w:type="dxa"/>
             <w:tcMar>
               <w:top w:w="150" w:type="dxa"/>
               <w:left w:w="240" w:type="dxa"/>
@@ -1825,7 +1949,7 @@
         </w:tc>
         <w:tc>
           <w:tcPr>
-            <w:tcW w:w="0" w:type="auto"/>
+            <w:tcW w:w="5246" w:type="dxa"/>
             <w:tcMar>
               <w:top w:w="150" w:type="dxa"/>
               <w:left w:w="240" w:type="dxa"/>
@@ -1856,7 +1980,7 @@
         </w:tc>
         <w:tc>
           <w:tcPr>
-            <w:tcW w:w="0" w:type="auto"/>
+            <w:tcW w:w="3450" w:type="dxa"/>
             <w:tcMar>
               <w:top w:w="150" w:type="dxa"/>
               <w:left w:w="240" w:type="dxa"/>
@@ -1881,7 +2005,25 @@
                 <w:sz w:val="23"/>
                 <w:szCs w:val="23"/>
               </w:rPr>
-              <w:t>5-10% of household electricity</w:t>
+              <w:t xml:space="preserve">5-10% of household </w:t>
+            </w:r>
+          </w:p>
+          <w:p>
+            <w:pPr>
+              <w:spacing w:after="0" w:line="375" w:lineRule="atLeast"/>
+              <w:rPr>
+                <w:rFonts w:ascii="Segoe UI" w:eastAsia="Times New Roman" w:hAnsi="Segoe UI" w:cs="Segoe UI"/>
+                <w:sz w:val="23"/>
+                <w:szCs w:val="23"/>
+              </w:rPr>
+            </w:pPr>
+            <w:r>
+              <w:rPr>
+                <w:rFonts w:ascii="Segoe UI" w:eastAsia="Times New Roman" w:hAnsi="Segoe UI" w:cs="Segoe UI"/>
+                <w:sz w:val="23"/>
+                <w:szCs w:val="23"/>
+              </w:rPr>
+              <w:t>electricity</w:t>
             </w:r>
           </w:p>
         </w:tc>
@@ -1922,38 +2064,194 @@
         </w:tc>
         <w:tc>
           <w:tcPr>
+            <w:tcW w:w="5246" w:type="dxa"/>
+            <w:tcMar>
+              <w:top w:w="150" w:type="dxa"/>
+              <w:left w:w="240" w:type="dxa"/>
+              <w:bottom w:w="150" w:type="dxa"/>
+              <w:right w:w="240" w:type="dxa"/>
+            </w:tcMar>
+            <w:vAlign w:val="center"/>
+            <w:hideMark/>
+          </w:tcPr>
+          <w:p>
+            <w:pPr>
+              <w:spacing w:after="0" w:line="375" w:lineRule="atLeast"/>
+              <w:rPr>
+                <w:rFonts w:ascii="Segoe UI" w:eastAsia="Times New Roman" w:hAnsi="Segoe UI" w:cs="Segoe UI"/>
+                <w:sz w:val="23"/>
+                <w:szCs w:val="23"/>
+              </w:rPr>
+            </w:pPr>
+            <w:r>
+              <w:rPr>
+                <w:rFonts w:ascii="Segoe UI" w:eastAsia="Times New Roman" w:hAnsi="Segoe UI" w:cs="Segoe UI"/>
+                <w:sz w:val="23"/>
+                <w:szCs w:val="23"/>
+              </w:rPr>
+              <w:t xml:space="preserve">Incandescent bulbs waste 90% of </w:t>
+            </w:r>
+          </w:p>
+          <w:p>
+            <w:pPr>
+              <w:spacing w:after="0" w:line="375" w:lineRule="atLeast"/>
+              <w:rPr>
+                <w:rFonts w:ascii="Segoe UI" w:eastAsia="Times New Roman" w:hAnsi="Segoe UI" w:cs="Segoe UI"/>
+                <w:sz w:val="23"/>
+                <w:szCs w:val="23"/>
+              </w:rPr>
+            </w:pPr>
+            <w:r>
+              <w:rPr>
+                <w:rFonts w:ascii="Segoe UI" w:eastAsia="Times New Roman" w:hAnsi="Segoe UI" w:cs="Segoe UI"/>
+                <w:sz w:val="23"/>
+                <w:szCs w:val="23"/>
+              </w:rPr>
+              <w:t>energy as heat</w:t>
+            </w:r>
+          </w:p>
+        </w:tc>
+        <w:tc>
+          <w:tcPr>
+            <w:tcW w:w="3450" w:type="dxa"/>
+            <w:tcMar>
+              <w:top w:w="150" w:type="dxa"/>
+              <w:left w:w="240" w:type="dxa"/>
+              <w:bottom w:w="150" w:type="dxa"/>
+              <w:right w:w="0" w:type="dxa"/>
+            </w:tcMar>
+            <w:vAlign w:val="center"/>
+            <w:hideMark/>
+          </w:tcPr>
+          <w:p>
+            <w:pPr>
+              <w:spacing w:after="0" w:line="375" w:lineRule="atLeast"/>
+              <w:rPr>
+                <w:rFonts w:ascii="Segoe UI" w:eastAsia="Times New Roman" w:hAnsi="Segoe UI" w:cs="Segoe UI"/>
+                <w:sz w:val="23"/>
+                <w:szCs w:val="23"/>
+              </w:rPr>
+            </w:pPr>
+            <w:r>
+              <w:rPr>
+                <w:rFonts w:ascii="Segoe UI" w:eastAsia="Times New Roman" w:hAnsi="Segoe UI" w:cs="Segoe UI"/>
+                <w:sz w:val="23"/>
+                <w:szCs w:val="23"/>
+              </w:rPr>
+              <w:t>Very high</w:t>
+            </w:r>
+          </w:p>
+        </w:tc>
+      </w:tr>
+    </w:tbl>
+    <w:p>
+      <w:r>
+        <w:br w:type="page"/>
+      </w:r>
+    </w:p>
+    <w:tbl>
+      <w:tblPr>
+        <w:tblW w:w="11280" w:type="dxa"/>
+        <w:tblCellMar>
+          <w:top w:w="15" w:type="dxa"/>
+          <w:left w:w="15" w:type="dxa"/>
+          <w:bottom w:w="15" w:type="dxa"/>
+          <w:right w:w="15" w:type="dxa"/>
+        </w:tblCellMar>
+        <w:tblLook w:val="04A0" w:firstRow="1" w:lastRow="0" w:firstColumn="1" w:lastColumn="0" w:noHBand="0" w:noVBand="1"/>
+      </w:tblPr>
+      <w:tblGrid>
+        <w:gridCol w:w="2584"/>
+        <w:gridCol w:w="5246"/>
+        <w:gridCol w:w="3450"/>
+      </w:tblGrid>
+      <w:tr>
+        <w:tc>
+          <w:tcPr>
             <w:tcW w:w="0" w:type="auto"/>
             <w:tcMar>
               <w:top w:w="150" w:type="dxa"/>
-              <w:left w:w="240" w:type="dxa"/>
-              <w:bottom w:w="150" w:type="dxa"/>
-              <w:right w:w="240" w:type="dxa"/>
-            </w:tcMar>
-            <w:vAlign w:val="center"/>
-            <w:hideMark/>
-          </w:tcPr>
-          <w:p>
-            <w:pPr>
-              <w:spacing w:after="0" w:line="375" w:lineRule="atLeast"/>
-              <w:rPr>
-                <w:rFonts w:ascii="Segoe UI" w:eastAsia="Times New Roman" w:hAnsi="Segoe UI" w:cs="Segoe UI"/>
-                <w:sz w:val="23"/>
-                <w:szCs w:val="23"/>
-              </w:rPr>
-            </w:pPr>
-            <w:r>
-              <w:rPr>
-                <w:rFonts w:ascii="Segoe UI" w:eastAsia="Times New Roman" w:hAnsi="Segoe UI" w:cs="Segoe UI"/>
-                <w:sz w:val="23"/>
-                <w:szCs w:val="23"/>
-              </w:rPr>
-              <w:t>Incandescent bulbs waste 90% of energy as heat</w:t>
-            </w:r>
-          </w:p>
-        </w:tc>
-        <w:tc>
-          <w:tcPr>
-            <w:tcW w:w="0" w:type="auto"/>
+              <w:left w:w="0" w:type="dxa"/>
+              <w:bottom w:w="150" w:type="dxa"/>
+              <w:right w:w="240" w:type="dxa"/>
+            </w:tcMar>
+            <w:vAlign w:val="center"/>
+            <w:hideMark/>
+          </w:tcPr>
+          <w:p>
+            <w:pPr>
+              <w:spacing w:after="0" w:line="375" w:lineRule="atLeast"/>
+              <w:rPr>
+                <w:rFonts w:ascii="Segoe UI" w:eastAsia="Times New Roman" w:hAnsi="Segoe UI" w:cs="Segoe UI"/>
+                <w:sz w:val="23"/>
+                <w:szCs w:val="23"/>
+              </w:rPr>
+            </w:pPr>
+            <w:r>
+              <w:rPr>
+                <w:rFonts w:ascii="Segoe UI" w:eastAsia="Times New Roman" w:hAnsi="Segoe UI" w:cs="Segoe UI"/>
+                <w:b/>
+                <w:bCs/>
+                <w:sz w:val="23"/>
+                <w:szCs w:val="23"/>
+              </w:rPr>
+              <w:lastRenderedPageBreak/>
+              <w:t>Refrigerator door left open</w:t>
+            </w:r>
+          </w:p>
+        </w:tc>
+        <w:tc>
+          <w:tcPr>
+            <w:tcW w:w="5246" w:type="dxa"/>
+            <w:tcMar>
+              <w:top w:w="150" w:type="dxa"/>
+              <w:left w:w="240" w:type="dxa"/>
+              <w:bottom w:w="150" w:type="dxa"/>
+              <w:right w:w="240" w:type="dxa"/>
+            </w:tcMar>
+            <w:vAlign w:val="center"/>
+            <w:hideMark/>
+          </w:tcPr>
+          <w:p>
+            <w:pPr>
+              <w:spacing w:after="0" w:line="375" w:lineRule="atLeast"/>
+              <w:rPr>
+                <w:rFonts w:ascii="Segoe UI" w:eastAsia="Times New Roman" w:hAnsi="Segoe UI" w:cs="Segoe UI"/>
+                <w:sz w:val="23"/>
+                <w:szCs w:val="23"/>
+              </w:rPr>
+            </w:pPr>
+            <w:r>
+              <w:rPr>
+                <w:rFonts w:ascii="Segoe UI" w:eastAsia="Times New Roman" w:hAnsi="Segoe UI" w:cs="Segoe UI"/>
+                <w:sz w:val="23"/>
+                <w:szCs w:val="23"/>
+              </w:rPr>
+              <w:t xml:space="preserve">Cold air escapes; compressor works harder </w:t>
+            </w:r>
+          </w:p>
+          <w:p>
+            <w:pPr>
+              <w:spacing w:after="0" w:line="375" w:lineRule="atLeast"/>
+              <w:rPr>
+                <w:rFonts w:ascii="Segoe UI" w:eastAsia="Times New Roman" w:hAnsi="Segoe UI" w:cs="Segoe UI"/>
+                <w:sz w:val="23"/>
+                <w:szCs w:val="23"/>
+              </w:rPr>
+            </w:pPr>
+            <w:r>
+              <w:rPr>
+                <w:rFonts w:ascii="Segoe UI" w:eastAsia="Times New Roman" w:hAnsi="Segoe UI" w:cs="Segoe UI"/>
+                <w:sz w:val="23"/>
+                <w:szCs w:val="23"/>
+              </w:rPr>
+              <w:t>to maintain temperature</w:t>
+            </w:r>
+          </w:p>
+        </w:tc>
+        <w:tc>
+          <w:tcPr>
+            <w:tcW w:w="3450" w:type="dxa"/>
             <w:tcMar>
               <w:top w:w="150" w:type="dxa"/>
               <w:left w:w="240" w:type="dxa"/>
@@ -1978,7 +2276,7 @@
                 <w:sz w:val="23"/>
                 <w:szCs w:val="23"/>
               </w:rPr>
-              <w:t>Very high</w:t>
+              <w:t>Moderate</w:t>
             </w:r>
           </w:p>
         </w:tc>
@@ -2013,44 +2311,62 @@
                 <w:sz w:val="23"/>
                 <w:szCs w:val="23"/>
               </w:rPr>
-              <w:t>Refrigerator door left open</w:t>
-            </w:r>
-          </w:p>
-        </w:tc>
-        <w:tc>
-          <w:tcPr>
-            <w:tcW w:w="0" w:type="auto"/>
-            <w:tcMar>
-              <w:top w:w="150" w:type="dxa"/>
-              <w:left w:w="240" w:type="dxa"/>
-              <w:bottom w:w="150" w:type="dxa"/>
-              <w:right w:w="240" w:type="dxa"/>
-            </w:tcMar>
-            <w:vAlign w:val="center"/>
-            <w:hideMark/>
-          </w:tcPr>
-          <w:p>
-            <w:pPr>
-              <w:spacing w:after="0" w:line="375" w:lineRule="atLeast"/>
-              <w:rPr>
-                <w:rFonts w:ascii="Segoe UI" w:eastAsia="Times New Roman" w:hAnsi="Segoe UI" w:cs="Segoe UI"/>
-                <w:sz w:val="23"/>
-                <w:szCs w:val="23"/>
-              </w:rPr>
-            </w:pPr>
-            <w:r>
-              <w:rPr>
-                <w:rFonts w:ascii="Segoe UI" w:eastAsia="Times New Roman" w:hAnsi="Segoe UI" w:cs="Segoe UI"/>
-                <w:sz w:val="23"/>
-                <w:szCs w:val="23"/>
-              </w:rPr>
-              <w:t>Cold air escapes; compressor works harder to maintain temperature</w:t>
-            </w:r>
-          </w:p>
-        </w:tc>
-        <w:tc>
-          <w:tcPr>
-            <w:tcW w:w="0" w:type="auto"/>
+              <w:t>Overcooling or overheating</w:t>
+            </w:r>
+          </w:p>
+        </w:tc>
+        <w:tc>
+          <w:tcPr>
+            <w:tcW w:w="5246" w:type="dxa"/>
+            <w:tcMar>
+              <w:top w:w="150" w:type="dxa"/>
+              <w:left w:w="240" w:type="dxa"/>
+              <w:bottom w:w="150" w:type="dxa"/>
+              <w:right w:w="240" w:type="dxa"/>
+            </w:tcMar>
+            <w:vAlign w:val="center"/>
+            <w:hideMark/>
+          </w:tcPr>
+          <w:p>
+            <w:pPr>
+              <w:spacing w:after="0" w:line="375" w:lineRule="atLeast"/>
+              <w:rPr>
+                <w:rFonts w:ascii="Segoe UI" w:eastAsia="Times New Roman" w:hAnsi="Segoe UI" w:cs="Segoe UI"/>
+                <w:sz w:val="23"/>
+                <w:szCs w:val="23"/>
+              </w:rPr>
+            </w:pPr>
+            <w:r>
+              <w:rPr>
+                <w:rFonts w:ascii="Segoe UI" w:eastAsia="Times New Roman" w:hAnsi="Segoe UI" w:cs="Segoe UI"/>
+                <w:sz w:val="23"/>
+                <w:szCs w:val="23"/>
+              </w:rPr>
+              <w:t xml:space="preserve">Setting thermostats too high or too low </w:t>
+            </w:r>
+          </w:p>
+          <w:p>
+            <w:pPr>
+              <w:spacing w:after="0" w:line="375" w:lineRule="atLeast"/>
+              <w:rPr>
+                <w:rFonts w:ascii="Segoe UI" w:eastAsia="Times New Roman" w:hAnsi="Segoe UI" w:cs="Segoe UI"/>
+                <w:sz w:val="23"/>
+                <w:szCs w:val="23"/>
+              </w:rPr>
+            </w:pPr>
+            <w:r>
+              <w:rPr>
+                <w:rFonts w:ascii="Segoe UI" w:eastAsia="Times New Roman" w:hAnsi="Segoe UI" w:cs="Segoe UI"/>
+                <w:sz w:val="23"/>
+                <w:szCs w:val="23"/>
+              </w:rPr>
+              <w:t>wastes energy</w:t>
+            </w:r>
+          </w:p>
+        </w:tc>
+        <w:tc>
+          <w:tcPr>
+            <w:tcW w:w="3450" w:type="dxa"/>
             <w:tcMar>
               <w:top w:w="150" w:type="dxa"/>
               <w:left w:w="240" w:type="dxa"/>
@@ -2075,7 +2391,7 @@
                 <w:sz w:val="23"/>
                 <w:szCs w:val="23"/>
               </w:rPr>
-              <w:t>Moderate</w:t>
+              <w:t>High</w:t>
             </w:r>
           </w:p>
         </w:tc>
@@ -2110,123 +2426,13 @@
                 <w:sz w:val="23"/>
                 <w:szCs w:val="23"/>
               </w:rPr>
-              <w:t xml:space="preserve">Overcooling or </w:t>
-            </w:r>
-            <w:r>
-              <w:rPr>
-                <w:rFonts w:ascii="Segoe UI" w:eastAsia="Times New Roman" w:hAnsi="Segoe UI" w:cs="Segoe UI"/>
-                <w:b/>
-                <w:bCs/>
-                <w:sz w:val="23"/>
-                <w:szCs w:val="23"/>
-              </w:rPr>
-              <w:lastRenderedPageBreak/>
-              <w:t>overheating</w:t>
-            </w:r>
-          </w:p>
-        </w:tc>
-        <w:tc>
-          <w:tcPr>
-            <w:tcW w:w="0" w:type="auto"/>
-            <w:tcMar>
-              <w:top w:w="150" w:type="dxa"/>
-              <w:left w:w="240" w:type="dxa"/>
-              <w:bottom w:w="150" w:type="dxa"/>
-              <w:right w:w="240" w:type="dxa"/>
-            </w:tcMar>
-            <w:vAlign w:val="center"/>
-            <w:hideMark/>
-          </w:tcPr>
-          <w:p>
-            <w:pPr>
-              <w:spacing w:after="0" w:line="375" w:lineRule="atLeast"/>
-              <w:rPr>
-                <w:rFonts w:ascii="Segoe UI" w:eastAsia="Times New Roman" w:hAnsi="Segoe UI" w:cs="Segoe UI"/>
-                <w:sz w:val="23"/>
-                <w:szCs w:val="23"/>
-              </w:rPr>
-            </w:pPr>
-            <w:r>
-              <w:rPr>
-                <w:rFonts w:ascii="Segoe UI" w:eastAsia="Times New Roman" w:hAnsi="Segoe UI" w:cs="Segoe UI"/>
-                <w:sz w:val="23"/>
-                <w:szCs w:val="23"/>
-              </w:rPr>
-              <w:lastRenderedPageBreak/>
-              <w:t>Setting thermostats too high or too low wastes energy</w:t>
-            </w:r>
-          </w:p>
-        </w:tc>
-        <w:tc>
-          <w:tcPr>
-            <w:tcW w:w="0" w:type="auto"/>
-            <w:tcMar>
-              <w:top w:w="150" w:type="dxa"/>
-              <w:left w:w="240" w:type="dxa"/>
-              <w:bottom w:w="150" w:type="dxa"/>
-              <w:right w:w="0" w:type="dxa"/>
-            </w:tcMar>
-            <w:vAlign w:val="center"/>
-            <w:hideMark/>
-          </w:tcPr>
-          <w:p>
-            <w:pPr>
-              <w:spacing w:after="0" w:line="375" w:lineRule="atLeast"/>
-              <w:rPr>
-                <w:rFonts w:ascii="Segoe UI" w:eastAsia="Times New Roman" w:hAnsi="Segoe UI" w:cs="Segoe UI"/>
-                <w:sz w:val="23"/>
-                <w:szCs w:val="23"/>
-              </w:rPr>
-            </w:pPr>
-            <w:r>
-              <w:rPr>
-                <w:rFonts w:ascii="Segoe UI" w:eastAsia="Times New Roman" w:hAnsi="Segoe UI" w:cs="Segoe UI"/>
-                <w:sz w:val="23"/>
-                <w:szCs w:val="23"/>
-              </w:rPr>
-              <w:t>High</w:t>
-            </w:r>
-          </w:p>
-        </w:tc>
-      </w:tr>
-      <w:tr>
-        <w:tc>
-          <w:tcPr>
-            <w:tcW w:w="0" w:type="auto"/>
-            <w:tcMar>
-              <w:top w:w="150" w:type="dxa"/>
-              <w:left w:w="0" w:type="dxa"/>
-              <w:bottom w:w="150" w:type="dxa"/>
-              <w:right w:w="240" w:type="dxa"/>
-            </w:tcMar>
-            <w:vAlign w:val="center"/>
-            <w:hideMark/>
-          </w:tcPr>
-          <w:p>
-            <w:pPr>
-              <w:spacing w:after="0" w:line="375" w:lineRule="atLeast"/>
-              <w:rPr>
-                <w:rFonts w:ascii="Segoe UI" w:eastAsia="Times New Roman" w:hAnsi="Segoe UI" w:cs="Segoe UI"/>
-                <w:sz w:val="23"/>
-                <w:szCs w:val="23"/>
-              </w:rPr>
-            </w:pPr>
-            <w:r>
-              <w:rPr>
-                <w:rFonts w:ascii="Segoe UI" w:eastAsia="Times New Roman" w:hAnsi="Segoe UI" w:cs="Segoe UI"/>
-                <w:b/>
-                <w:bCs/>
-                <w:sz w:val="23"/>
-                <w:szCs w:val="23"/>
-              </w:rPr>
-              <w:lastRenderedPageBreak/>
               <w:t>Old, inefficient appliances</w:t>
             </w:r>
           </w:p>
         </w:tc>
         <w:tc>
           <w:tcPr>
-            <w:tcW w:w="0" w:type="auto"/>
+            <w:tcW w:w="5246" w:type="dxa"/>
             <w:tcMar>
               <w:top w:w="150" w:type="dxa"/>
               <w:left w:w="240" w:type="dxa"/>
@@ -2257,7 +2463,7 @@
         </w:tc>
         <w:tc>
           <w:tcPr>
-            <w:tcW w:w="0" w:type="auto"/>
+            <w:tcW w:w="3450" w:type="dxa"/>
             <w:tcMar>
               <w:top w:w="150" w:type="dxa"/>
               <w:left w:w="240" w:type="dxa"/>
@@ -2326,8 +2532,8 @@
         <w:tblLook w:val="04A0" w:firstRow="1" w:lastRow="0" w:firstColumn="1" w:lastColumn="0" w:noHBand="0" w:noVBand="1"/>
       </w:tblPr>
       <w:tblGrid>
-        <w:gridCol w:w="5392"/>
-        <w:gridCol w:w="5888"/>
+        <w:gridCol w:w="5040"/>
+        <w:gridCol w:w="6240"/>
       </w:tblGrid>
       <w:tr>
         <w:trPr>
@@ -2335,7 +2541,7 @@
         </w:trPr>
         <w:tc>
           <w:tcPr>
-            <w:tcW w:w="0" w:type="auto"/>
+            <w:tcW w:w="5040" w:type="dxa"/>
             <w:tcBorders>
               <w:top w:val="nil"/>
             </w:tcBorders>
@@ -2369,7 +2575,7 @@
         </w:tc>
         <w:tc>
           <w:tcPr>
-            <w:tcW w:w="0" w:type="auto"/>
+            <w:tcW w:w="6240" w:type="dxa"/>
             <w:tcBorders>
               <w:top w:val="nil"/>
             </w:tcBorders>
@@ -2405,7 +2611,7 @@
       <w:tr>
         <w:tc>
           <w:tcPr>
-            <w:tcW w:w="0" w:type="auto"/>
+            <w:tcW w:w="5040" w:type="dxa"/>
             <w:tcMar>
               <w:top w:w="150" w:type="dxa"/>
               <w:left w:w="0" w:type="dxa"/>
@@ -2438,7 +2644,7 @@
         </w:tc>
         <w:tc>
           <w:tcPr>
-            <w:tcW w:w="0" w:type="auto"/>
+            <w:tcW w:w="6240" w:type="dxa"/>
             <w:tcMar>
               <w:top w:w="150" w:type="dxa"/>
               <w:left w:w="240" w:type="dxa"/>
@@ -2471,7 +2677,7 @@
       <w:tr>
         <w:tc>
           <w:tcPr>
-            <w:tcW w:w="0" w:type="auto"/>
+            <w:tcW w:w="5040" w:type="dxa"/>
             <w:tcMar>
               <w:top w:w="150" w:type="dxa"/>
               <w:left w:w="0" w:type="dxa"/>
@@ -2504,7 +2710,7 @@
         </w:tc>
         <w:tc>
           <w:tcPr>
-            <w:tcW w:w="0" w:type="auto"/>
+            <w:tcW w:w="6240" w:type="dxa"/>
             <w:tcMar>
               <w:top w:w="150" w:type="dxa"/>
               <w:left w:w="240" w:type="dxa"/>
@@ -2537,7 +2743,7 @@
       <w:tr>
         <w:tc>
           <w:tcPr>
-            <w:tcW w:w="0" w:type="auto"/>
+            <w:tcW w:w="5040" w:type="dxa"/>
             <w:tcMar>
               <w:top w:w="150" w:type="dxa"/>
               <w:left w:w="0" w:type="dxa"/>
@@ -2570,7 +2776,7 @@
         </w:tc>
         <w:tc>
           <w:tcPr>
-            <w:tcW w:w="0" w:type="auto"/>
+            <w:tcW w:w="6240" w:type="dxa"/>
             <w:tcMar>
               <w:top w:w="150" w:type="dxa"/>
               <w:left w:w="240" w:type="dxa"/>
@@ -2595,7 +2801,25 @@
                 <w:sz w:val="23"/>
                 <w:szCs w:val="23"/>
               </w:rPr>
-              <w:t>Projectors, computers, and fans running in empty rooms</w:t>
+              <w:t xml:space="preserve">Projectors, computers, and fans running </w:t>
+            </w:r>
+          </w:p>
+          <w:p>
+            <w:pPr>
+              <w:spacing w:after="0" w:line="375" w:lineRule="atLeast"/>
+              <w:rPr>
+                <w:rFonts w:ascii="Segoe UI" w:eastAsia="Times New Roman" w:hAnsi="Segoe UI" w:cs="Segoe UI"/>
+                <w:sz w:val="23"/>
+                <w:szCs w:val="23"/>
+              </w:rPr>
+            </w:pPr>
+            <w:r>
+              <w:rPr>
+                <w:rFonts w:ascii="Segoe UI" w:eastAsia="Times New Roman" w:hAnsi="Segoe UI" w:cs="Segoe UI"/>
+                <w:sz w:val="23"/>
+                <w:szCs w:val="23"/>
+              </w:rPr>
+              <w:t>in empty rooms</w:t>
             </w:r>
           </w:p>
         </w:tc>
@@ -2603,7 +2827,7 @@
       <w:tr>
         <w:tc>
           <w:tcPr>
-            <w:tcW w:w="0" w:type="auto"/>
+            <w:tcW w:w="5040" w:type="dxa"/>
             <w:tcMar>
               <w:top w:w="150" w:type="dxa"/>
               <w:left w:w="0" w:type="dxa"/>
@@ -2636,7 +2860,7 @@
         </w:tc>
         <w:tc>
           <w:tcPr>
-            <w:tcW w:w="0" w:type="auto"/>
+            <w:tcW w:w="6240" w:type="dxa"/>
             <w:tcMar>
               <w:top w:w="150" w:type="dxa"/>
               <w:left w:w="240" w:type="dxa"/>
@@ -2669,7 +2893,7 @@
       <w:tr>
         <w:tc>
           <w:tcPr>
-            <w:tcW w:w="0" w:type="auto"/>
+            <w:tcW w:w="5040" w:type="dxa"/>
             <w:tcMar>
               <w:top w:w="150" w:type="dxa"/>
               <w:left w:w="0" w:type="dxa"/>
@@ -2702,7 +2926,7 @@
         </w:tc>
         <w:tc>
           <w:tcPr>
-            <w:tcW w:w="0" w:type="auto"/>
+            <w:tcW w:w="6240" w:type="dxa"/>
             <w:tcMar>
               <w:top w:w="150" w:type="dxa"/>
               <w:left w:w="240" w:type="dxa"/>
@@ -2727,7 +2951,25 @@
                 <w:sz w:val="23"/>
                 <w:szCs w:val="23"/>
               </w:rPr>
-              <w:t>Use of incandescent or fluorescent tubes instead of LEDs</w:t>
+              <w:t xml:space="preserve">Use of incandescent or fluorescent tubes instead </w:t>
+            </w:r>
+          </w:p>
+          <w:p>
+            <w:pPr>
+              <w:spacing w:after="0" w:line="375" w:lineRule="atLeast"/>
+              <w:rPr>
+                <w:rFonts w:ascii="Segoe UI" w:eastAsia="Times New Roman" w:hAnsi="Segoe UI" w:cs="Segoe UI"/>
+                <w:sz w:val="23"/>
+                <w:szCs w:val="23"/>
+              </w:rPr>
+            </w:pPr>
+            <w:r>
+              <w:rPr>
+                <w:rFonts w:ascii="Segoe UI" w:eastAsia="Times New Roman" w:hAnsi="Segoe UI" w:cs="Segoe UI"/>
+                <w:sz w:val="23"/>
+                <w:szCs w:val="23"/>
+              </w:rPr>
+              <w:t>of LEDs</w:t>
             </w:r>
           </w:p>
         </w:tc>
@@ -2735,7 +2977,7 @@
       <w:tr>
         <w:tc>
           <w:tcPr>
-            <w:tcW w:w="0" w:type="auto"/>
+            <w:tcW w:w="5040" w:type="dxa"/>
             <w:tcMar>
               <w:top w:w="150" w:type="dxa"/>
               <w:left w:w="0" w:type="dxa"/>
@@ -2768,7 +3010,7 @@
         </w:tc>
         <w:tc>
           <w:tcPr>
-            <w:tcW w:w="0" w:type="auto"/>
+            <w:tcW w:w="6240" w:type="dxa"/>
             <w:tcMar>
               <w:top w:w="150" w:type="dxa"/>
               <w:left w:w="240" w:type="dxa"/>
@@ -2793,7 +3035,25 @@
                 <w:sz w:val="23"/>
                 <w:szCs w:val="23"/>
               </w:rPr>
-              <w:t>Fans left on in empty or naturally ventilated rooms</w:t>
+              <w:t xml:space="preserve">Fans left on in empty or naturally ventilated </w:t>
+            </w:r>
+          </w:p>
+          <w:p>
+            <w:pPr>
+              <w:spacing w:after="0" w:line="375" w:lineRule="atLeast"/>
+              <w:rPr>
+                <w:rFonts w:ascii="Segoe UI" w:eastAsia="Times New Roman" w:hAnsi="Segoe UI" w:cs="Segoe UI"/>
+                <w:sz w:val="23"/>
+                <w:szCs w:val="23"/>
+              </w:rPr>
+            </w:pPr>
+            <w:r>
+              <w:rPr>
+                <w:rFonts w:ascii="Segoe UI" w:eastAsia="Times New Roman" w:hAnsi="Segoe UI" w:cs="Segoe UI"/>
+                <w:sz w:val="23"/>
+                <w:szCs w:val="23"/>
+              </w:rPr>
+              <w:t>rooms</w:t>
             </w:r>
           </w:p>
         </w:tc>
@@ -2801,7 +3061,7 @@
       <w:tr>
         <w:tc>
           <w:tcPr>
-            <w:tcW w:w="0" w:type="auto"/>
+            <w:tcW w:w="5040" w:type="dxa"/>
             <w:tcMar>
               <w:top w:w="150" w:type="dxa"/>
               <w:left w:w="0" w:type="dxa"/>
@@ -2834,7 +3094,7 @@
         </w:tc>
         <w:tc>
           <w:tcPr>
-            <w:tcW w:w="0" w:type="auto"/>
+            <w:tcW w:w="6240" w:type="dxa"/>
             <w:tcMar>
               <w:top w:w="150" w:type="dxa"/>
               <w:left w:w="240" w:type="dxa"/>
@@ -2867,7 +3127,7 @@
       <w:tr>
         <w:tc>
           <w:tcPr>
-            <w:tcW w:w="0" w:type="auto"/>
+            <w:tcW w:w="5040" w:type="dxa"/>
             <w:tcMar>
               <w:top w:w="150" w:type="dxa"/>
               <w:left w:w="0" w:type="dxa"/>
@@ -2900,7 +3160,7 @@
         </w:tc>
         <w:tc>
           <w:tcPr>
-            <w:tcW w:w="0" w:type="auto"/>
+            <w:tcW w:w="6240" w:type="dxa"/>
             <w:tcMar>
               <w:top w:w="150" w:type="dxa"/>
               <w:left w:w="240" w:type="dxa"/>
@@ -2945,6 +3205,21 @@
           <w:szCs w:val="30"/>
         </w:rPr>
       </w:pPr>
+    </w:p>
+    <w:p>
+      <w:pPr>
+        <w:shd w:val="clear" w:color="auto" w:fill="FFFFFF"/>
+        <w:spacing w:before="480" w:after="240" w:line="450" w:lineRule="atLeast"/>
+        <w:outlineLvl w:val="2"/>
+        <w:rPr>
+          <w:rFonts w:ascii="Segoe UI" w:eastAsia="Times New Roman" w:hAnsi="Segoe UI" w:cs="Segoe UI"/>
+          <w:b/>
+          <w:bCs/>
+          <w:color w:val="0F1115"/>
+          <w:sz w:val="30"/>
+          <w:szCs w:val="30"/>
+        </w:rPr>
+      </w:pPr>
       <w:r>
         <w:rPr>
           <w:rFonts w:ascii="Segoe UI" w:eastAsia="Times New Roman" w:hAnsi="Segoe UI" w:cs="Segoe UI"/>
@@ -2954,6 +3229,7 @@
           <w:sz w:val="30"/>
           <w:szCs w:val="30"/>
         </w:rPr>
+        <w:lastRenderedPageBreak/>
         <w:t>In Businesses and Industries</w:t>
       </w:r>
     </w:p>
@@ -2969,8 +3245,8 @@
         <w:tblLook w:val="04A0" w:firstRow="1" w:lastRow="0" w:firstColumn="1" w:lastColumn="0" w:noHBand="0" w:noVBand="1"/>
       </w:tblPr>
       <w:tblGrid>
-        <w:gridCol w:w="4666"/>
-        <w:gridCol w:w="6614"/>
+        <w:gridCol w:w="4410"/>
+        <w:gridCol w:w="6870"/>
       </w:tblGrid>
       <w:tr>
         <w:trPr>
@@ -2978,7 +3254,7 @@
         </w:trPr>
         <w:tc>
           <w:tcPr>
-            <w:tcW w:w="0" w:type="auto"/>
+            <w:tcW w:w="4410" w:type="dxa"/>
             <w:tcBorders>
               <w:top w:val="nil"/>
             </w:tcBorders>
@@ -3012,7 +3288,7 @@
         </w:tc>
         <w:tc>
           <w:tcPr>
-            <w:tcW w:w="0" w:type="auto"/>
+            <w:tcW w:w="6870" w:type="dxa"/>
             <w:tcBorders>
               <w:top w:val="nil"/>
             </w:tcBorders>
@@ -3048,7 +3324,7 @@
       <w:tr>
         <w:tc>
           <w:tcPr>
-            <w:tcW w:w="0" w:type="auto"/>
+            <w:tcW w:w="4410" w:type="dxa"/>
             <w:tcMar>
               <w:top w:w="150" w:type="dxa"/>
               <w:left w:w="0" w:type="dxa"/>
@@ -3061,13 +3337,6 @@
           <w:p>
             <w:pPr>
               <w:spacing w:after="0" w:line="375" w:lineRule="atLeast"/>
-              <w:rPr>
-                <w:rFonts w:ascii="Segoe UI" w:eastAsia="Times New Roman" w:hAnsi="Segoe UI" w:cs="Segoe UI"/>
-                <w:sz w:val="23"/>
-                <w:szCs w:val="23"/>
-              </w:rPr>
-            </w:pPr>
-            <w:r>
               <w:rPr>
                 <w:rFonts w:ascii="Segoe UI" w:eastAsia="Times New Roman" w:hAnsi="Segoe UI" w:cs="Segoe UI"/>
                 <w:b/>
@@ -3075,14 +3344,42 @@
                 <w:sz w:val="23"/>
                 <w:szCs w:val="23"/>
               </w:rPr>
-              <w:lastRenderedPageBreak/>
-              <w:t>Equipment left running during breaks</w:t>
-            </w:r>
-          </w:p>
-        </w:tc>
-        <w:tc>
-          <w:tcPr>
-            <w:tcW w:w="0" w:type="auto"/>
+            </w:pPr>
+            <w:r>
+              <w:rPr>
+                <w:rFonts w:ascii="Segoe UI" w:eastAsia="Times New Roman" w:hAnsi="Segoe UI" w:cs="Segoe UI"/>
+                <w:b/>
+                <w:bCs/>
+                <w:sz w:val="23"/>
+                <w:szCs w:val="23"/>
+              </w:rPr>
+              <w:t xml:space="preserve">Equipment left running during </w:t>
+            </w:r>
+          </w:p>
+          <w:p>
+            <w:pPr>
+              <w:spacing w:after="0" w:line="375" w:lineRule="atLeast"/>
+              <w:rPr>
+                <w:rFonts w:ascii="Segoe UI" w:eastAsia="Times New Roman" w:hAnsi="Segoe UI" w:cs="Segoe UI"/>
+                <w:sz w:val="23"/>
+                <w:szCs w:val="23"/>
+              </w:rPr>
+            </w:pPr>
+            <w:r>
+              <w:rPr>
+                <w:rFonts w:ascii="Segoe UI" w:eastAsia="Times New Roman" w:hAnsi="Segoe UI" w:cs="Segoe UI"/>
+                <w:b/>
+                <w:bCs/>
+                <w:sz w:val="23"/>
+                <w:szCs w:val="23"/>
+              </w:rPr>
+              <w:t>breaks</w:t>
+            </w:r>
+          </w:p>
+        </w:tc>
+        <w:tc>
+          <w:tcPr>
+            <w:tcW w:w="6870" w:type="dxa"/>
             <w:tcMar>
               <w:top w:w="150" w:type="dxa"/>
               <w:left w:w="240" w:type="dxa"/>
@@ -3107,7 +3404,25 @@
                 <w:sz w:val="23"/>
                 <w:szCs w:val="23"/>
               </w:rPr>
-              <w:t>Machines continue to consume power when not in use</w:t>
+              <w:t xml:space="preserve">Machines continue to consume power when </w:t>
+            </w:r>
+          </w:p>
+          <w:p>
+            <w:pPr>
+              <w:spacing w:after="0" w:line="375" w:lineRule="atLeast"/>
+              <w:rPr>
+                <w:rFonts w:ascii="Segoe UI" w:eastAsia="Times New Roman" w:hAnsi="Segoe UI" w:cs="Segoe UI"/>
+                <w:sz w:val="23"/>
+                <w:szCs w:val="23"/>
+              </w:rPr>
+            </w:pPr>
+            <w:r>
+              <w:rPr>
+                <w:rFonts w:ascii="Segoe UI" w:eastAsia="Times New Roman" w:hAnsi="Segoe UI" w:cs="Segoe UI"/>
+                <w:sz w:val="23"/>
+                <w:szCs w:val="23"/>
+              </w:rPr>
+              <w:t>not in use</w:t>
             </w:r>
           </w:p>
         </w:tc>
@@ -3115,7 +3430,7 @@
       <w:tr>
         <w:tc>
           <w:tcPr>
-            <w:tcW w:w="0" w:type="auto"/>
+            <w:tcW w:w="4410" w:type="dxa"/>
             <w:tcMar>
               <w:top w:w="150" w:type="dxa"/>
               <w:left w:w="0" w:type="dxa"/>
@@ -3148,7 +3463,7 @@
         </w:tc>
         <w:tc>
           <w:tcPr>
-            <w:tcW w:w="0" w:type="auto"/>
+            <w:tcW w:w="6870" w:type="dxa"/>
             <w:tcMar>
               <w:top w:w="150" w:type="dxa"/>
               <w:left w:w="240" w:type="dxa"/>
@@ -3181,7 +3496,7 @@
       <w:tr>
         <w:tc>
           <w:tcPr>
-            <w:tcW w:w="0" w:type="auto"/>
+            <w:tcW w:w="4410" w:type="dxa"/>
             <w:tcMar>
               <w:top w:w="150" w:type="dxa"/>
               <w:left w:w="0" w:type="dxa"/>
@@ -3214,7 +3529,7 @@
         </w:tc>
         <w:tc>
           <w:tcPr>
-            <w:tcW w:w="0" w:type="auto"/>
+            <w:tcW w:w="6870" w:type="dxa"/>
             <w:tcMar>
               <w:top w:w="150" w:type="dxa"/>
               <w:left w:w="240" w:type="dxa"/>
@@ -3247,7 +3562,7 @@
       <w:tr>
         <w:tc>
           <w:tcPr>
-            <w:tcW w:w="0" w:type="auto"/>
+            <w:tcW w:w="4410" w:type="dxa"/>
             <w:tcMar>
               <w:top w:w="150" w:type="dxa"/>
               <w:left w:w="0" w:type="dxa"/>
@@ -3280,7 +3595,7 @@
         </w:tc>
         <w:tc>
           <w:tcPr>
-            <w:tcW w:w="0" w:type="auto"/>
+            <w:tcW w:w="6870" w:type="dxa"/>
             <w:tcMar>
               <w:top w:w="150" w:type="dxa"/>
               <w:left w:w="240" w:type="dxa"/>
@@ -3313,7 +3628,7 @@
       <w:tr>
         <w:tc>
           <w:tcPr>
-            <w:tcW w:w="0" w:type="auto"/>
+            <w:tcW w:w="4410" w:type="dxa"/>
             <w:tcMar>
               <w:top w:w="150" w:type="dxa"/>
               <w:left w:w="0" w:type="dxa"/>
@@ -3346,7 +3661,7 @@
         </w:tc>
         <w:tc>
           <w:tcPr>
-            <w:tcW w:w="0" w:type="auto"/>
+            <w:tcW w:w="6870" w:type="dxa"/>
             <w:tcMar>
               <w:top w:w="150" w:type="dxa"/>
               <w:left w:w="240" w:type="dxa"/>
@@ -3371,7 +3686,25 @@
                 <w:sz w:val="23"/>
                 <w:szCs w:val="23"/>
               </w:rPr>
-              <w:t>Heating and cooling running when spaces are unoccupied</w:t>
+              <w:t xml:space="preserve">Heating and cooling running when spaces are </w:t>
+            </w:r>
+          </w:p>
+          <w:p>
+            <w:pPr>
+              <w:spacing w:after="0" w:line="375" w:lineRule="atLeast"/>
+              <w:rPr>
+                <w:rFonts w:ascii="Segoe UI" w:eastAsia="Times New Roman" w:hAnsi="Segoe UI" w:cs="Segoe UI"/>
+                <w:sz w:val="23"/>
+                <w:szCs w:val="23"/>
+              </w:rPr>
+            </w:pPr>
+            <w:r>
+              <w:rPr>
+                <w:rFonts w:ascii="Segoe UI" w:eastAsia="Times New Roman" w:hAnsi="Segoe UI" w:cs="Segoe UI"/>
+                <w:sz w:val="23"/>
+                <w:szCs w:val="23"/>
+              </w:rPr>
+              <w:t>unoccupied</w:t>
             </w:r>
           </w:p>
         </w:tc>
@@ -3461,8 +3794,8 @@
         <w:tblLook w:val="04A0" w:firstRow="1" w:lastRow="0" w:firstColumn="1" w:lastColumn="0" w:noHBand="0" w:noVBand="1"/>
       </w:tblPr>
       <w:tblGrid>
-        <w:gridCol w:w="5558"/>
-        <w:gridCol w:w="5722"/>
+        <w:gridCol w:w="4860"/>
+        <w:gridCol w:w="6420"/>
       </w:tblGrid>
       <w:tr>
         <w:trPr>
@@ -3470,7 +3803,7 @@
         </w:trPr>
         <w:tc>
           <w:tcPr>
-            <w:tcW w:w="0" w:type="auto"/>
+            <w:tcW w:w="4860" w:type="dxa"/>
             <w:tcBorders>
               <w:top w:val="nil"/>
             </w:tcBorders>
@@ -3504,7 +3837,7 @@
         </w:tc>
         <w:tc>
           <w:tcPr>
-            <w:tcW w:w="0" w:type="auto"/>
+            <w:tcW w:w="6420" w:type="dxa"/>
             <w:tcBorders>
               <w:top w:val="nil"/>
             </w:tcBorders>
@@ -3540,7 +3873,7 @@
       <w:tr>
         <w:tc>
           <w:tcPr>
-            <w:tcW w:w="0" w:type="auto"/>
+            <w:tcW w:w="4860" w:type="dxa"/>
             <w:tcMar>
               <w:top w:w="150" w:type="dxa"/>
               <w:left w:w="0" w:type="dxa"/>
@@ -3573,7 +3906,7 @@
         </w:tc>
         <w:tc>
           <w:tcPr>
-            <w:tcW w:w="0" w:type="auto"/>
+            <w:tcW w:w="6420" w:type="dxa"/>
             <w:tcMar>
               <w:top w:w="150" w:type="dxa"/>
               <w:left w:w="240" w:type="dxa"/>
@@ -3606,7 +3939,7 @@
       <w:tr>
         <w:tc>
           <w:tcPr>
-            <w:tcW w:w="0" w:type="auto"/>
+            <w:tcW w:w="4860" w:type="dxa"/>
             <w:tcMar>
               <w:top w:w="150" w:type="dxa"/>
               <w:left w:w="0" w:type="dxa"/>
@@ -3639,7 +3972,7 @@
         </w:tc>
         <w:tc>
           <w:tcPr>
-            <w:tcW w:w="0" w:type="auto"/>
+            <w:tcW w:w="6420" w:type="dxa"/>
             <w:tcMar>
               <w:top w:w="150" w:type="dxa"/>
               <w:left w:w="240" w:type="dxa"/>
@@ -3672,7 +4005,7 @@
       <w:tr>
         <w:tc>
           <w:tcPr>
-            <w:tcW w:w="0" w:type="auto"/>
+            <w:tcW w:w="4860" w:type="dxa"/>
             <w:tcMar>
               <w:top w:w="150" w:type="dxa"/>
               <w:left w:w="0" w:type="dxa"/>
@@ -3705,7 +4038,7 @@
         </w:tc>
         <w:tc>
           <w:tcPr>
-            <w:tcW w:w="0" w:type="auto"/>
+            <w:tcW w:w="6420" w:type="dxa"/>
             <w:tcMar>
               <w:top w:w="150" w:type="dxa"/>
               <w:left w:w="240" w:type="dxa"/>
@@ -3738,7 +4071,7 @@
       <w:tr>
         <w:tc>
           <w:tcPr>
-            <w:tcW w:w="0" w:type="auto"/>
+            <w:tcW w:w="4860" w:type="dxa"/>
             <w:tcMar>
               <w:top w:w="150" w:type="dxa"/>
               <w:left w:w="0" w:type="dxa"/>
@@ -3771,7 +4104,7 @@
         </w:tc>
         <w:tc>
           <w:tcPr>
-            <w:tcW w:w="0" w:type="auto"/>
+            <w:tcW w:w="6420" w:type="dxa"/>
             <w:tcMar>
               <w:top w:w="150" w:type="dxa"/>
               <w:left w:w="240" w:type="dxa"/>
@@ -3804,7 +4137,7 @@
       <w:tr>
         <w:tc>
           <w:tcPr>
-            <w:tcW w:w="0" w:type="auto"/>
+            <w:tcW w:w="4860" w:type="dxa"/>
             <w:tcMar>
               <w:top w:w="150" w:type="dxa"/>
               <w:left w:w="0" w:type="dxa"/>
@@ -3837,7 +4170,7 @@
         </w:tc>
         <w:tc>
           <w:tcPr>
-            <w:tcW w:w="0" w:type="auto"/>
+            <w:tcW w:w="6420" w:type="dxa"/>
             <w:tcMar>
               <w:top w:w="150" w:type="dxa"/>
               <w:left w:w="240" w:type="dxa"/>
@@ -3888,6 +4221,7 @@
           <w:sz w:val="24"/>
           <w:szCs w:val="24"/>
         </w:rPr>
+        <w:lastRenderedPageBreak/>
         <w:t>Comparison of Light Bulbs:</w:t>
       </w:r>
     </w:p>
@@ -3903,10 +4237,10 @@
         <w:tblLook w:val="04A0" w:firstRow="1" w:lastRow="0" w:firstColumn="1" w:lastColumn="0" w:noHBand="0" w:noVBand="1"/>
       </w:tblPr>
       <w:tblGrid>
-        <w:gridCol w:w="2859"/>
-        <w:gridCol w:w="2467"/>
-        <w:gridCol w:w="1781"/>
-        <w:gridCol w:w="2493"/>
+        <w:gridCol w:w="2430"/>
+        <w:gridCol w:w="2610"/>
+        <w:gridCol w:w="1980"/>
+        <w:gridCol w:w="2580"/>
       </w:tblGrid>
       <w:tr>
         <w:trPr>
@@ -3914,7 +4248,7 @@
         </w:trPr>
         <w:tc>
           <w:tcPr>
-            <w:tcW w:w="0" w:type="auto"/>
+            <w:tcW w:w="2430" w:type="dxa"/>
             <w:tcBorders>
               <w:top w:val="nil"/>
             </w:tcBorders>
@@ -3948,7 +4282,7 @@
         </w:tc>
         <w:tc>
           <w:tcPr>
-            <w:tcW w:w="0" w:type="auto"/>
+            <w:tcW w:w="2610" w:type="dxa"/>
             <w:tcBorders>
               <w:top w:val="nil"/>
             </w:tcBorders>
@@ -3982,7 +4316,7 @@
         </w:tc>
         <w:tc>
           <w:tcPr>
-            <w:tcW w:w="0" w:type="auto"/>
+            <w:tcW w:w="1980" w:type="dxa"/>
             <w:tcBorders>
               <w:top w:val="nil"/>
             </w:tcBorders>
@@ -4016,7 +4350,7 @@
         </w:tc>
         <w:tc>
           <w:tcPr>
-            <w:tcW w:w="0" w:type="auto"/>
+            <w:tcW w:w="2580" w:type="dxa"/>
             <w:tcBorders>
               <w:top w:val="nil"/>
             </w:tcBorders>
@@ -4052,7 +4386,7 @@
       <w:tr>
         <w:tc>
           <w:tcPr>
-            <w:tcW w:w="0" w:type="auto"/>
+            <w:tcW w:w="2430" w:type="dxa"/>
             <w:tcMar>
               <w:top w:w="150" w:type="dxa"/>
               <w:left w:w="0" w:type="dxa"/>
@@ -4077,14 +4411,13 @@
                 <w:sz w:val="23"/>
                 <w:szCs w:val="23"/>
               </w:rPr>
-              <w:lastRenderedPageBreak/>
               <w:t>Incandescent</w:t>
             </w:r>
           </w:p>
         </w:tc>
         <w:tc>
           <w:tcPr>
-            <w:tcW w:w="0" w:type="auto"/>
+            <w:tcW w:w="2610" w:type="dxa"/>
             <w:tcMar>
               <w:top w:w="150" w:type="dxa"/>
               <w:left w:w="240" w:type="dxa"/>
@@ -4115,7 +4448,7 @@
         </w:tc>
         <w:tc>
           <w:tcPr>
-            <w:tcW w:w="0" w:type="auto"/>
+            <w:tcW w:w="1980" w:type="dxa"/>
             <w:tcMar>
               <w:top w:w="150" w:type="dxa"/>
               <w:left w:w="240" w:type="dxa"/>
@@ -4146,7 +4479,7 @@
         </w:tc>
         <w:tc>
           <w:tcPr>
-            <w:tcW w:w="0" w:type="auto"/>
+            <w:tcW w:w="2580" w:type="dxa"/>
             <w:tcMar>
               <w:top w:w="150" w:type="dxa"/>
               <w:left w:w="240" w:type="dxa"/>
@@ -4171,7 +4504,15 @@
                 <w:sz w:val="23"/>
                 <w:szCs w:val="23"/>
               </w:rPr>
-              <w:t>Low (90% lost as heat)</w:t>
+              <w:t xml:space="preserve">Low (90% lost as </w:t>
+            </w:r>
+            <w:r>
+              <w:rPr>
+                <w:rFonts w:ascii="Segoe UI" w:eastAsia="Times New Roman" w:hAnsi="Segoe UI" w:cs="Segoe UI"/>
+                <w:sz w:val="23"/>
+                <w:szCs w:val="23"/>
+              </w:rPr>
+              <w:t>heat)</w:t>
             </w:r>
           </w:p>
         </w:tc>
@@ -4179,7 +4520,7 @@
       <w:tr>
         <w:tc>
           <w:tcPr>
-            <w:tcW w:w="0" w:type="auto"/>
+            <w:tcW w:w="2430" w:type="dxa"/>
             <w:tcMar>
               <w:top w:w="150" w:type="dxa"/>
               <w:left w:w="0" w:type="dxa"/>
@@ -4210,7 +4551,7 @@
         </w:tc>
         <w:tc>
           <w:tcPr>
-            <w:tcW w:w="0" w:type="auto"/>
+            <w:tcW w:w="2610" w:type="dxa"/>
             <w:tcMar>
               <w:top w:w="150" w:type="dxa"/>
               <w:left w:w="240" w:type="dxa"/>
@@ -4241,7 +4582,7 @@
         </w:tc>
         <w:tc>
           <w:tcPr>
-            <w:tcW w:w="0" w:type="auto"/>
+            <w:tcW w:w="1980" w:type="dxa"/>
             <w:tcMar>
               <w:top w:w="150" w:type="dxa"/>
               <w:left w:w="240" w:type="dxa"/>
@@ -4272,7 +4613,7 @@
         </w:tc>
         <w:tc>
           <w:tcPr>
-            <w:tcW w:w="0" w:type="auto"/>
+            <w:tcW w:w="2580" w:type="dxa"/>
             <w:tcMar>
               <w:top w:w="150" w:type="dxa"/>
               <w:left w:w="240" w:type="dxa"/>
@@ -4305,7 +4646,7 @@
       <w:tr>
         <w:tc>
           <w:tcPr>
-            <w:tcW w:w="0" w:type="auto"/>
+            <w:tcW w:w="2430" w:type="dxa"/>
             <w:tcMar>
               <w:top w:w="150" w:type="dxa"/>
               <w:left w:w="0" w:type="dxa"/>
@@ -4336,7 +4677,7 @@
         </w:tc>
         <w:tc>
           <w:tcPr>
-            <w:tcW w:w="0" w:type="auto"/>
+            <w:tcW w:w="2610" w:type="dxa"/>
             <w:tcMar>
               <w:top w:w="150" w:type="dxa"/>
               <w:left w:w="240" w:type="dxa"/>
@@ -4367,7 +4708,7 @@
         </w:tc>
         <w:tc>
           <w:tcPr>
-            <w:tcW w:w="0" w:type="auto"/>
+            <w:tcW w:w="1980" w:type="dxa"/>
             <w:tcMar>
               <w:top w:w="150" w:type="dxa"/>
               <w:left w:w="240" w:type="dxa"/>
@@ -4398,7 +4739,7 @@
         </w:tc>
         <w:tc>
           <w:tcPr>
-            <w:tcW w:w="0" w:type="auto"/>
+            <w:tcW w:w="2580" w:type="dxa"/>
             <w:tcMar>
               <w:top w:w="150" w:type="dxa"/>
               <w:left w:w="240" w:type="dxa"/>
@@ -4467,8 +4808,8 @@
         <w:tblLook w:val="04A0" w:firstRow="1" w:lastRow="0" w:firstColumn="1" w:lastColumn="0" w:noHBand="0" w:noVBand="1"/>
       </w:tblPr>
       <w:tblGrid>
-        <w:gridCol w:w="5392"/>
-        <w:gridCol w:w="5888"/>
+        <w:gridCol w:w="5220"/>
+        <w:gridCol w:w="6060"/>
       </w:tblGrid>
       <w:tr>
         <w:trPr>
@@ -4476,7 +4817,7 @@
         </w:trPr>
         <w:tc>
           <w:tcPr>
-            <w:tcW w:w="0" w:type="auto"/>
+            <w:tcW w:w="5220" w:type="dxa"/>
             <w:tcBorders>
               <w:top w:val="nil"/>
             </w:tcBorders>
@@ -4510,7 +4851,7 @@
         </w:tc>
         <w:tc>
           <w:tcPr>
-            <w:tcW w:w="0" w:type="auto"/>
+            <w:tcW w:w="6060" w:type="dxa"/>
             <w:tcBorders>
               <w:top w:val="nil"/>
             </w:tcBorders>
@@ -4546,7 +4887,7 @@
       <w:tr>
         <w:tc>
           <w:tcPr>
-            <w:tcW w:w="0" w:type="auto"/>
+            <w:tcW w:w="5220" w:type="dxa"/>
             <w:tcMar>
               <w:top w:w="150" w:type="dxa"/>
               <w:left w:w="0" w:type="dxa"/>
@@ -4579,7 +4920,7 @@
         </w:tc>
         <w:tc>
           <w:tcPr>
-            <w:tcW w:w="0" w:type="auto"/>
+            <w:tcW w:w="6060" w:type="dxa"/>
             <w:tcMar>
               <w:top w:w="150" w:type="dxa"/>
               <w:left w:w="240" w:type="dxa"/>
@@ -4604,7 +4945,25 @@
                 <w:sz w:val="23"/>
                 <w:szCs w:val="23"/>
               </w:rPr>
-              <w:t>Eliminates phantom load (power consumed even when off)</w:t>
+              <w:t xml:space="preserve">Eliminates phantom load (power consumed </w:t>
+            </w:r>
+          </w:p>
+          <w:p>
+            <w:pPr>
+              <w:spacing w:after="0" w:line="375" w:lineRule="atLeast"/>
+              <w:rPr>
+                <w:rFonts w:ascii="Segoe UI" w:eastAsia="Times New Roman" w:hAnsi="Segoe UI" w:cs="Segoe UI"/>
+                <w:sz w:val="23"/>
+                <w:szCs w:val="23"/>
+              </w:rPr>
+            </w:pPr>
+            <w:r>
+              <w:rPr>
+                <w:rFonts w:ascii="Segoe UI" w:eastAsia="Times New Roman" w:hAnsi="Segoe UI" w:cs="Segoe UI"/>
+                <w:sz w:val="23"/>
+                <w:szCs w:val="23"/>
+              </w:rPr>
+              <w:t>even when off)</w:t>
             </w:r>
           </w:p>
         </w:tc>
@@ -4612,7 +4971,7 @@
       <w:tr>
         <w:tc>
           <w:tcPr>
-            <w:tcW w:w="0" w:type="auto"/>
+            <w:tcW w:w="5220" w:type="dxa"/>
             <w:tcMar>
               <w:top w:w="150" w:type="dxa"/>
               <w:left w:w="0" w:type="dxa"/>
@@ -4645,7 +5004,7 @@
         </w:tc>
         <w:tc>
           <w:tcPr>
-            <w:tcW w:w="0" w:type="auto"/>
+            <w:tcW w:w="6060" w:type="dxa"/>
             <w:tcMar>
               <w:top w:w="150" w:type="dxa"/>
               <w:left w:w="240" w:type="dxa"/>
@@ -4678,7 +5037,7 @@
       <w:tr>
         <w:tc>
           <w:tcPr>
-            <w:tcW w:w="0" w:type="auto"/>
+            <w:tcW w:w="5220" w:type="dxa"/>
             <w:tcMar>
               <w:top w:w="150" w:type="dxa"/>
               <w:left w:w="0" w:type="dxa"/>
@@ -4711,7 +5070,7 @@
         </w:tc>
         <w:tc>
           <w:tcPr>
-            <w:tcW w:w="0" w:type="auto"/>
+            <w:tcW w:w="6060" w:type="dxa"/>
             <w:tcMar>
               <w:top w:w="150" w:type="dxa"/>
               <w:left w:w="240" w:type="dxa"/>
@@ -4736,7 +5095,25 @@
                 <w:sz w:val="23"/>
                 <w:szCs w:val="23"/>
               </w:rPr>
-              <w:t>Certified to meet strict energy efficiency guidelines</w:t>
+              <w:t xml:space="preserve">Certified to meet strict energy efficiency </w:t>
+            </w:r>
+          </w:p>
+          <w:p>
+            <w:pPr>
+              <w:spacing w:after="0" w:line="375" w:lineRule="atLeast"/>
+              <w:rPr>
+                <w:rFonts w:ascii="Segoe UI" w:eastAsia="Times New Roman" w:hAnsi="Segoe UI" w:cs="Segoe UI"/>
+                <w:sz w:val="23"/>
+                <w:szCs w:val="23"/>
+              </w:rPr>
+            </w:pPr>
+            <w:r>
+              <w:rPr>
+                <w:rFonts w:ascii="Segoe UI" w:eastAsia="Times New Roman" w:hAnsi="Segoe UI" w:cs="Segoe UI"/>
+                <w:sz w:val="23"/>
+                <w:szCs w:val="23"/>
+              </w:rPr>
+              <w:t>guidelines</w:t>
             </w:r>
           </w:p>
         </w:tc>
@@ -4744,7 +5121,7 @@
       <w:tr>
         <w:tc>
           <w:tcPr>
-            <w:tcW w:w="0" w:type="auto"/>
+            <w:tcW w:w="5220" w:type="dxa"/>
             <w:tcMar>
               <w:top w:w="150" w:type="dxa"/>
               <w:left w:w="0" w:type="dxa"/>
@@ -4777,7 +5154,7 @@
         </w:tc>
         <w:tc>
           <w:tcPr>
-            <w:tcW w:w="0" w:type="auto"/>
+            <w:tcW w:w="6060" w:type="dxa"/>
             <w:tcMar>
               <w:top w:w="150" w:type="dxa"/>
               <w:left w:w="240" w:type="dxa"/>
@@ -4810,7 +5187,7 @@
       <w:tr>
         <w:tc>
           <w:tcPr>
-            <w:tcW w:w="0" w:type="auto"/>
+            <w:tcW w:w="5220" w:type="dxa"/>
             <w:tcMar>
               <w:top w:w="150" w:type="dxa"/>
               <w:left w:w="0" w:type="dxa"/>
@@ -4843,7 +5220,7 @@
         </w:tc>
         <w:tc>
           <w:tcPr>
-            <w:tcW w:w="0" w:type="auto"/>
+            <w:tcW w:w="6060" w:type="dxa"/>
             <w:tcMar>
               <w:top w:w="150" w:type="dxa"/>
               <w:left w:w="240" w:type="dxa"/>
@@ -4876,7 +5253,7 @@
       <w:tr>
         <w:tc>
           <w:tcPr>
-            <w:tcW w:w="0" w:type="auto"/>
+            <w:tcW w:w="5220" w:type="dxa"/>
             <w:tcMar>
               <w:top w:w="150" w:type="dxa"/>
               <w:left w:w="0" w:type="dxa"/>
@@ -4909,7 +5286,7 @@
         </w:tc>
         <w:tc>
           <w:tcPr>
-            <w:tcW w:w="0" w:type="auto"/>
+            <w:tcW w:w="6060" w:type="dxa"/>
             <w:tcMar>
               <w:top w:w="150" w:type="dxa"/>
               <w:left w:w="240" w:type="dxa"/>
@@ -4934,7 +5311,25 @@
                 <w:sz w:val="23"/>
                 <w:szCs w:val="23"/>
               </w:rPr>
-              <w:t>Dirty coils reduce efficiency; compressor works harder</w:t>
+              <w:t xml:space="preserve">Dirty coils reduce efficiency; compressor </w:t>
+            </w:r>
+          </w:p>
+          <w:p>
+            <w:pPr>
+              <w:spacing w:after="0" w:line="375" w:lineRule="atLeast"/>
+              <w:rPr>
+                <w:rFonts w:ascii="Segoe UI" w:eastAsia="Times New Roman" w:hAnsi="Segoe UI" w:cs="Segoe UI"/>
+                <w:sz w:val="23"/>
+                <w:szCs w:val="23"/>
+              </w:rPr>
+            </w:pPr>
+            <w:r>
+              <w:rPr>
+                <w:rFonts w:ascii="Segoe UI" w:eastAsia="Times New Roman" w:hAnsi="Segoe UI" w:cs="Segoe UI"/>
+                <w:sz w:val="23"/>
+                <w:szCs w:val="23"/>
+              </w:rPr>
+              <w:t>works harder</w:t>
             </w:r>
           </w:p>
         </w:tc>
@@ -4954,6 +5349,21 @@
           <w:szCs w:val="30"/>
         </w:rPr>
       </w:pPr>
+    </w:p>
+    <w:p>
+      <w:pPr>
+        <w:shd w:val="clear" w:color="auto" w:fill="FFFFFF"/>
+        <w:spacing w:before="480" w:after="240" w:line="450" w:lineRule="atLeast"/>
+        <w:outlineLvl w:val="2"/>
+        <w:rPr>
+          <w:rFonts w:ascii="Segoe UI" w:eastAsia="Times New Roman" w:hAnsi="Segoe UI" w:cs="Segoe UI"/>
+          <w:b/>
+          <w:bCs/>
+          <w:color w:val="0F1115"/>
+          <w:sz w:val="30"/>
+          <w:szCs w:val="30"/>
+        </w:rPr>
+      </w:pPr>
       <w:r>
         <w:rPr>
           <w:rFonts w:ascii="Segoe UI" w:eastAsia="Times New Roman" w:hAnsi="Segoe UI" w:cs="Segoe UI"/>
@@ -4963,6 +5373,7 @@
           <w:sz w:val="30"/>
           <w:szCs w:val="30"/>
         </w:rPr>
+        <w:lastRenderedPageBreak/>
         <w:t>Heating, Ventilation, and Air Conditioning (HVAC)</w:t>
       </w:r>
     </w:p>
@@ -4978,8 +5389,8 @@
         <w:tblLook w:val="04A0" w:firstRow="1" w:lastRow="0" w:firstColumn="1" w:lastColumn="0" w:noHBand="0" w:noVBand="1"/>
       </w:tblPr>
       <w:tblGrid>
-        <w:gridCol w:w="5204"/>
-        <w:gridCol w:w="6076"/>
+        <w:gridCol w:w="5040"/>
+        <w:gridCol w:w="6240"/>
       </w:tblGrid>
       <w:tr>
         <w:trPr>
@@ -4987,7 +5398,7 @@
         </w:trPr>
         <w:tc>
           <w:tcPr>
-            <w:tcW w:w="0" w:type="auto"/>
+            <w:tcW w:w="5040" w:type="dxa"/>
             <w:tcBorders>
               <w:top w:val="nil"/>
             </w:tcBorders>
@@ -5021,7 +5432,7 @@
         </w:tc>
         <w:tc>
           <w:tcPr>
-            <w:tcW w:w="0" w:type="auto"/>
+            <w:tcW w:w="6240" w:type="dxa"/>
             <w:tcBorders>
               <w:top w:val="nil"/>
             </w:tcBorders>
@@ -5057,7 +5468,7 @@
       <w:tr>
         <w:tc>
           <w:tcPr>
-            <w:tcW w:w="0" w:type="auto"/>
+            <w:tcW w:w="5040" w:type="dxa"/>
             <w:tcMar>
               <w:top w:w="150" w:type="dxa"/>
               <w:left w:w="0" w:type="dxa"/>
@@ -5084,14 +5495,13 @@
                 <w:sz w:val="23"/>
                 <w:szCs w:val="23"/>
               </w:rPr>
-              <w:lastRenderedPageBreak/>
               <w:t>Set thermostat appropriately</w:t>
             </w:r>
           </w:p>
         </w:tc>
         <w:tc>
           <w:tcPr>
-            <w:tcW w:w="0" w:type="auto"/>
+            <w:tcW w:w="6240" w:type="dxa"/>
             <w:tcMar>
               <w:top w:w="150" w:type="dxa"/>
               <w:left w:w="240" w:type="dxa"/>
@@ -5116,7 +5526,25 @@
                 <w:sz w:val="23"/>
                 <w:szCs w:val="23"/>
               </w:rPr>
-              <w:t>20-22°C (68-72°F) in winter; 24-26°C (75-78°F) in summer</w:t>
+              <w:t xml:space="preserve">20-22°C (68-72°F) in winter; 24-26°C (75-78°F) </w:t>
+            </w:r>
+          </w:p>
+          <w:p>
+            <w:pPr>
+              <w:spacing w:after="0" w:line="375" w:lineRule="atLeast"/>
+              <w:rPr>
+                <w:rFonts w:ascii="Segoe UI" w:eastAsia="Times New Roman" w:hAnsi="Segoe UI" w:cs="Segoe UI"/>
+                <w:sz w:val="23"/>
+                <w:szCs w:val="23"/>
+              </w:rPr>
+            </w:pPr>
+            <w:r>
+              <w:rPr>
+                <w:rFonts w:ascii="Segoe UI" w:eastAsia="Times New Roman" w:hAnsi="Segoe UI" w:cs="Segoe UI"/>
+                <w:sz w:val="23"/>
+                <w:szCs w:val="23"/>
+              </w:rPr>
+              <w:t>in summer</w:t>
             </w:r>
           </w:p>
         </w:tc>
@@ -5124,7 +5552,7 @@
       <w:tr>
         <w:tc>
           <w:tcPr>
-            <w:tcW w:w="0" w:type="auto"/>
+            <w:tcW w:w="5040" w:type="dxa"/>
             <w:tcMar>
               <w:top w:w="150" w:type="dxa"/>
               <w:left w:w="0" w:type="dxa"/>
@@ -5157,7 +5585,7 @@
         </w:tc>
         <w:tc>
           <w:tcPr>
-            <w:tcW w:w="0" w:type="auto"/>
+            <w:tcW w:w="6240" w:type="dxa"/>
             <w:tcMar>
               <w:top w:w="150" w:type="dxa"/>
               <w:left w:w="240" w:type="dxa"/>
@@ -5190,7 +5618,7 @@
       <w:tr>
         <w:tc>
           <w:tcPr>
-            <w:tcW w:w="0" w:type="auto"/>
+            <w:tcW w:w="5040" w:type="dxa"/>
             <w:tcMar>
               <w:top w:w="150" w:type="dxa"/>
               <w:left w:w="0" w:type="dxa"/>
@@ -5223,7 +5651,7 @@
         </w:tc>
         <w:tc>
           <w:tcPr>
-            <w:tcW w:w="0" w:type="auto"/>
+            <w:tcW w:w="6240" w:type="dxa"/>
             <w:tcMar>
               <w:top w:w="150" w:type="dxa"/>
               <w:left w:w="240" w:type="dxa"/>
@@ -5256,7 +5684,7 @@
       <w:tr>
         <w:tc>
           <w:tcPr>
-            <w:tcW w:w="0" w:type="auto"/>
+            <w:tcW w:w="5040" w:type="dxa"/>
             <w:tcMar>
               <w:top w:w="150" w:type="dxa"/>
               <w:left w:w="0" w:type="dxa"/>
@@ -5289,7 +5717,7 @@
         </w:tc>
         <w:tc>
           <w:tcPr>
-            <w:tcW w:w="0" w:type="auto"/>
+            <w:tcW w:w="6240" w:type="dxa"/>
             <w:tcMar>
               <w:top w:w="150" w:type="dxa"/>
               <w:left w:w="240" w:type="dxa"/>
@@ -5314,7 +5742,25 @@
                 <w:sz w:val="23"/>
                 <w:szCs w:val="23"/>
               </w:rPr>
-              <w:t>Dirty filters reduce efficiency and increase energy use</w:t>
+              <w:t xml:space="preserve">Dirty filters reduce efficiency and increase energy </w:t>
+            </w:r>
+          </w:p>
+          <w:p>
+            <w:pPr>
+              <w:spacing w:after="0" w:line="375" w:lineRule="atLeast"/>
+              <w:rPr>
+                <w:rFonts w:ascii="Segoe UI" w:eastAsia="Times New Roman" w:hAnsi="Segoe UI" w:cs="Segoe UI"/>
+                <w:sz w:val="23"/>
+                <w:szCs w:val="23"/>
+              </w:rPr>
+            </w:pPr>
+            <w:r>
+              <w:rPr>
+                <w:rFonts w:ascii="Segoe UI" w:eastAsia="Times New Roman" w:hAnsi="Segoe UI" w:cs="Segoe UI"/>
+                <w:sz w:val="23"/>
+                <w:szCs w:val="23"/>
+              </w:rPr>
+              <w:t>use</w:t>
             </w:r>
           </w:p>
         </w:tc>
@@ -5322,7 +5768,7 @@
       <w:tr>
         <w:tc>
           <w:tcPr>
-            <w:tcW w:w="0" w:type="auto"/>
+            <w:tcW w:w="5040" w:type="dxa"/>
             <w:tcMar>
               <w:top w:w="150" w:type="dxa"/>
               <w:left w:w="0" w:type="dxa"/>
@@ -5355,7 +5801,7 @@
         </w:tc>
         <w:tc>
           <w:tcPr>
-            <w:tcW w:w="0" w:type="auto"/>
+            <w:tcW w:w="6240" w:type="dxa"/>
             <w:tcMar>
               <w:top w:w="150" w:type="dxa"/>
               <w:left w:w="240" w:type="dxa"/>
@@ -5388,7 +5834,7 @@
       <w:tr>
         <w:tc>
           <w:tcPr>
-            <w:tcW w:w="0" w:type="auto"/>
+            <w:tcW w:w="5040" w:type="dxa"/>
             <w:tcMar>
               <w:top w:w="150" w:type="dxa"/>
               <w:left w:w="0" w:type="dxa"/>
@@ -5421,7 +5867,7 @@
         </w:tc>
         <w:tc>
           <w:tcPr>
-            <w:tcW w:w="0" w:type="auto"/>
+            <w:tcW w:w="6240" w:type="dxa"/>
             <w:tcMar>
               <w:top w:w="150" w:type="dxa"/>
               <w:left w:w="240" w:type="dxa"/>
@@ -5490,8 +5936,8 @@
         <w:tblLook w:val="04A0" w:firstRow="1" w:lastRow="0" w:firstColumn="1" w:lastColumn="0" w:noHBand="0" w:noVBand="1"/>
       </w:tblPr>
       <w:tblGrid>
-        <w:gridCol w:w="5712"/>
-        <w:gridCol w:w="5568"/>
+        <w:gridCol w:w="4950"/>
+        <w:gridCol w:w="6330"/>
       </w:tblGrid>
       <w:tr>
         <w:trPr>
@@ -5499,7 +5945,7 @@
         </w:trPr>
         <w:tc>
           <w:tcPr>
-            <w:tcW w:w="0" w:type="auto"/>
+            <w:tcW w:w="4950" w:type="dxa"/>
             <w:tcBorders>
               <w:top w:val="nil"/>
             </w:tcBorders>
@@ -5533,7 +5979,7 @@
         </w:tc>
         <w:tc>
           <w:tcPr>
-            <w:tcW w:w="0" w:type="auto"/>
+            <w:tcW w:w="6330" w:type="dxa"/>
             <w:tcBorders>
               <w:top w:val="nil"/>
             </w:tcBorders>
@@ -5569,7 +6015,7 @@
       <w:tr>
         <w:tc>
           <w:tcPr>
-            <w:tcW w:w="0" w:type="auto"/>
+            <w:tcW w:w="4950" w:type="dxa"/>
             <w:tcMar>
               <w:top w:w="150" w:type="dxa"/>
               <w:left w:w="0" w:type="dxa"/>
@@ -5600,7 +6046,7 @@
         </w:tc>
         <w:tc>
           <w:tcPr>
-            <w:tcW w:w="0" w:type="auto"/>
+            <w:tcW w:w="6330" w:type="dxa"/>
             <w:tcMar>
               <w:top w:w="150" w:type="dxa"/>
               <w:left w:w="240" w:type="dxa"/>
@@ -5633,7 +6079,7 @@
       <w:tr>
         <w:tc>
           <w:tcPr>
-            <w:tcW w:w="0" w:type="auto"/>
+            <w:tcW w:w="4950" w:type="dxa"/>
             <w:tcMar>
               <w:top w:w="150" w:type="dxa"/>
               <w:left w:w="0" w:type="dxa"/>
@@ -5664,7 +6110,7 @@
         </w:tc>
         <w:tc>
           <w:tcPr>
-            <w:tcW w:w="0" w:type="auto"/>
+            <w:tcW w:w="6330" w:type="dxa"/>
             <w:tcMar>
               <w:top w:w="150" w:type="dxa"/>
               <w:left w:w="240" w:type="dxa"/>
@@ -5697,7 +6143,7 @@
       <w:tr>
         <w:tc>
           <w:tcPr>
-            <w:tcW w:w="0" w:type="auto"/>
+            <w:tcW w:w="4950" w:type="dxa"/>
             <w:tcMar>
               <w:top w:w="150" w:type="dxa"/>
               <w:left w:w="0" w:type="dxa"/>
@@ -5728,7 +6174,7 @@
         </w:tc>
         <w:tc>
           <w:tcPr>
-            <w:tcW w:w="0" w:type="auto"/>
+            <w:tcW w:w="6330" w:type="dxa"/>
             <w:tcMar>
               <w:top w:w="150" w:type="dxa"/>
               <w:left w:w="240" w:type="dxa"/>
@@ -5761,7 +6207,7 @@
       <w:tr>
         <w:tc>
           <w:tcPr>
-            <w:tcW w:w="0" w:type="auto"/>
+            <w:tcW w:w="4950" w:type="dxa"/>
             <w:tcMar>
               <w:top w:w="150" w:type="dxa"/>
               <w:left w:w="0" w:type="dxa"/>
@@ -5792,7 +6238,7 @@
         </w:tc>
         <w:tc>
           <w:tcPr>
-            <w:tcW w:w="0" w:type="auto"/>
+            <w:tcW w:w="6330" w:type="dxa"/>
             <w:tcMar>
               <w:top w:w="150" w:type="dxa"/>
               <w:left w:w="240" w:type="dxa"/>
@@ -5825,7 +6271,7 @@
       <w:tr>
         <w:tc>
           <w:tcPr>
-            <w:tcW w:w="0" w:type="auto"/>
+            <w:tcW w:w="4950" w:type="dxa"/>
             <w:tcMar>
               <w:top w:w="150" w:type="dxa"/>
               <w:left w:w="0" w:type="dxa"/>
@@ -5856,7 +6302,7 @@
         </w:tc>
         <w:tc>
           <w:tcPr>
-            <w:tcW w:w="0" w:type="auto"/>
+            <w:tcW w:w="6330" w:type="dxa"/>
             <w:tcMar>
               <w:top w:w="150" w:type="dxa"/>
               <w:left w:w="240" w:type="dxa"/>
@@ -5889,7 +6335,7 @@
       <w:tr>
         <w:tc>
           <w:tcPr>
-            <w:tcW w:w="0" w:type="auto"/>
+            <w:tcW w:w="4950" w:type="dxa"/>
             <w:tcMar>
               <w:top w:w="150" w:type="dxa"/>
               <w:left w:w="0" w:type="dxa"/>
@@ -5920,7 +6366,7 @@
         </w:tc>
         <w:tc>
           <w:tcPr>
-            <w:tcW w:w="0" w:type="auto"/>
+            <w:tcW w:w="6330" w:type="dxa"/>
             <w:tcMar>
               <w:top w:w="150" w:type="dxa"/>
               <w:left w:w="240" w:type="dxa"/>
@@ -5966,6 +6412,7 @@
           <w:sz w:val="24"/>
           <w:szCs w:val="24"/>
         </w:rPr>
+        <w:lastRenderedPageBreak/>
         <w:pict>
           <v:rect id="_x0000_i1028" style="width:0;height:.75pt" o:hralign="center" o:hrstd="t" o:hr="t" fillcolor="#a0a0a0" stroked="f"/>
         </w:pict>
@@ -6020,7 +6467,6 @@
           <w:sz w:val="30"/>
           <w:szCs w:val="30"/>
         </w:rPr>
-        <w:lastRenderedPageBreak/>
         <w:t>Energy Consumption Trends</w:t>
       </w:r>
     </w:p>
@@ -6057,9 +6503,9 @@
         <w:tblLook w:val="04A0" w:firstRow="1" w:lastRow="0" w:firstColumn="1" w:lastColumn="0" w:noHBand="0" w:noVBand="1"/>
       </w:tblPr>
       <w:tblGrid>
-        <w:gridCol w:w="1759"/>
-        <w:gridCol w:w="3169"/>
-        <w:gridCol w:w="6352"/>
+        <w:gridCol w:w="1931"/>
+        <w:gridCol w:w="3109"/>
+        <w:gridCol w:w="6240"/>
       </w:tblGrid>
       <w:tr>
         <w:trPr>
@@ -6101,7 +6547,7 @@
         </w:tc>
         <w:tc>
           <w:tcPr>
-            <w:tcW w:w="0" w:type="auto"/>
+            <w:tcW w:w="3109" w:type="dxa"/>
             <w:tcBorders>
               <w:top w:val="nil"/>
             </w:tcBorders>
@@ -6135,7 +6581,7 @@
         </w:tc>
         <w:tc>
           <w:tcPr>
-            <w:tcW w:w="0" w:type="auto"/>
+            <w:tcW w:w="6240" w:type="dxa"/>
             <w:tcBorders>
               <w:top w:val="nil"/>
             </w:tcBorders>
@@ -6204,7 +6650,7 @@
         </w:tc>
         <w:tc>
           <w:tcPr>
-            <w:tcW w:w="0" w:type="auto"/>
+            <w:tcW w:w="3109" w:type="dxa"/>
             <w:tcMar>
               <w:top w:w="150" w:type="dxa"/>
               <w:left w:w="240" w:type="dxa"/>
@@ -6235,7 +6681,7 @@
         </w:tc>
         <w:tc>
           <w:tcPr>
-            <w:tcW w:w="0" w:type="auto"/>
+            <w:tcW w:w="6240" w:type="dxa"/>
             <w:tcMar>
               <w:top w:w="150" w:type="dxa"/>
               <w:left w:w="240" w:type="dxa"/>
@@ -6260,7 +6706,25 @@
                 <w:sz w:val="23"/>
                 <w:szCs w:val="23"/>
               </w:rPr>
-              <w:t>Lighting, appliances, air conditioning, entertainment</w:t>
+              <w:t xml:space="preserve">Lighting, appliances, air conditioning, </w:t>
+            </w:r>
+          </w:p>
+          <w:p>
+            <w:pPr>
+              <w:spacing w:after="0" w:line="375" w:lineRule="atLeast"/>
+              <w:rPr>
+                <w:rFonts w:ascii="Segoe UI" w:eastAsia="Times New Roman" w:hAnsi="Segoe UI" w:cs="Segoe UI"/>
+                <w:sz w:val="23"/>
+                <w:szCs w:val="23"/>
+              </w:rPr>
+            </w:pPr>
+            <w:r>
+              <w:rPr>
+                <w:rFonts w:ascii="Segoe UI" w:eastAsia="Times New Roman" w:hAnsi="Segoe UI" w:cs="Segoe UI"/>
+                <w:sz w:val="23"/>
+                <w:szCs w:val="23"/>
+              </w:rPr>
+              <w:t>entertainment</w:t>
             </w:r>
           </w:p>
         </w:tc>
@@ -6301,7 +6765,7 @@
         </w:tc>
         <w:tc>
           <w:tcPr>
-            <w:tcW w:w="0" w:type="auto"/>
+            <w:tcW w:w="3109" w:type="dxa"/>
             <w:tcMar>
               <w:top w:w="150" w:type="dxa"/>
               <w:left w:w="240" w:type="dxa"/>
@@ -6332,7 +6796,7 @@
         </w:tc>
         <w:tc>
           <w:tcPr>
-            <w:tcW w:w="0" w:type="auto"/>
+            <w:tcW w:w="6240" w:type="dxa"/>
             <w:tcMar>
               <w:top w:w="150" w:type="dxa"/>
               <w:left w:w="240" w:type="dxa"/>
@@ -6398,7 +6862,7 @@
         </w:tc>
         <w:tc>
           <w:tcPr>
-            <w:tcW w:w="0" w:type="auto"/>
+            <w:tcW w:w="3109" w:type="dxa"/>
             <w:tcMar>
               <w:top w:w="150" w:type="dxa"/>
               <w:left w:w="240" w:type="dxa"/>
@@ -6429,7 +6893,7 @@
         </w:tc>
         <w:tc>
           <w:tcPr>
-            <w:tcW w:w="0" w:type="auto"/>
+            <w:tcW w:w="6240" w:type="dxa"/>
             <w:tcMar>
               <w:top w:w="150" w:type="dxa"/>
               <w:left w:w="240" w:type="dxa"/>
@@ -6498,9 +6962,9 @@
         <w:tblLook w:val="04A0" w:firstRow="1" w:lastRow="0" w:firstColumn="1" w:lastColumn="0" w:noHBand="0" w:noVBand="1"/>
       </w:tblPr>
       <w:tblGrid>
-        <w:gridCol w:w="4825"/>
-        <w:gridCol w:w="1608"/>
-        <w:gridCol w:w="4847"/>
+        <w:gridCol w:w="4410"/>
+        <w:gridCol w:w="2070"/>
+        <w:gridCol w:w="4800"/>
       </w:tblGrid>
       <w:tr>
         <w:trPr>
@@ -6508,7 +6972,7 @@
         </w:trPr>
         <w:tc>
           <w:tcPr>
-            <w:tcW w:w="0" w:type="auto"/>
+            <w:tcW w:w="4410" w:type="dxa"/>
             <w:tcBorders>
               <w:top w:val="nil"/>
             </w:tcBorders>
@@ -6542,7 +7006,7 @@
         </w:tc>
         <w:tc>
           <w:tcPr>
-            <w:tcW w:w="0" w:type="auto"/>
+            <w:tcW w:w="2070" w:type="dxa"/>
             <w:tcBorders>
               <w:top w:val="nil"/>
             </w:tcBorders>
@@ -6576,7 +7040,7 @@
         </w:tc>
         <w:tc>
           <w:tcPr>
-            <w:tcW w:w="0" w:type="auto"/>
+            <w:tcW w:w="4800" w:type="dxa"/>
             <w:tcBorders>
               <w:top w:val="nil"/>
             </w:tcBorders>
@@ -6612,7 +7076,7 @@
       <w:tr>
         <w:tc>
           <w:tcPr>
-            <w:tcW w:w="0" w:type="auto"/>
+            <w:tcW w:w="4410" w:type="dxa"/>
             <w:tcMar>
               <w:top w:w="150" w:type="dxa"/>
               <w:left w:w="0" w:type="dxa"/>
@@ -6643,7 +7107,7 @@
         </w:tc>
         <w:tc>
           <w:tcPr>
-            <w:tcW w:w="0" w:type="auto"/>
+            <w:tcW w:w="2070" w:type="dxa"/>
             <w:tcMar>
               <w:top w:w="150" w:type="dxa"/>
               <w:left w:w="240" w:type="dxa"/>
@@ -6674,7 +7138,7 @@
         </w:tc>
         <w:tc>
           <w:tcPr>
-            <w:tcW w:w="0" w:type="auto"/>
+            <w:tcW w:w="4800" w:type="dxa"/>
             <w:tcMar>
               <w:top w:w="150" w:type="dxa"/>
               <w:left w:w="240" w:type="dxa"/>
@@ -6699,7 +7163,25 @@
                 <w:sz w:val="23"/>
                 <w:szCs w:val="23"/>
               </w:rPr>
-              <w:t>High carbon emissions; non-renewable</w:t>
+              <w:t>High carbon emissions; non-</w:t>
+            </w:r>
+          </w:p>
+          <w:p>
+            <w:pPr>
+              <w:spacing w:after="0" w:line="375" w:lineRule="atLeast"/>
+              <w:rPr>
+                <w:rFonts w:ascii="Segoe UI" w:eastAsia="Times New Roman" w:hAnsi="Segoe UI" w:cs="Segoe UI"/>
+                <w:sz w:val="23"/>
+                <w:szCs w:val="23"/>
+              </w:rPr>
+            </w:pPr>
+            <w:r>
+              <w:rPr>
+                <w:rFonts w:ascii="Segoe UI" w:eastAsia="Times New Roman" w:hAnsi="Segoe UI" w:cs="Segoe UI"/>
+                <w:sz w:val="23"/>
+                <w:szCs w:val="23"/>
+              </w:rPr>
+              <w:t>renewable</w:t>
             </w:r>
           </w:p>
         </w:tc>
@@ -6707,7 +7189,7 @@
       <w:tr>
         <w:tc>
           <w:tcPr>
-            <w:tcW w:w="0" w:type="auto"/>
+            <w:tcW w:w="4410" w:type="dxa"/>
             <w:tcMar>
               <w:top w:w="150" w:type="dxa"/>
               <w:left w:w="0" w:type="dxa"/>
@@ -6738,7 +7220,7 @@
         </w:tc>
         <w:tc>
           <w:tcPr>
-            <w:tcW w:w="0" w:type="auto"/>
+            <w:tcW w:w="2070" w:type="dxa"/>
             <w:tcMar>
               <w:top w:w="150" w:type="dxa"/>
               <w:left w:w="240" w:type="dxa"/>
@@ -6769,7 +7251,7 @@
         </w:tc>
         <w:tc>
           <w:tcPr>
-            <w:tcW w:w="0" w:type="auto"/>
+            <w:tcW w:w="4800" w:type="dxa"/>
             <w:tcMar>
               <w:top w:w="150" w:type="dxa"/>
               <w:left w:w="240" w:type="dxa"/>
@@ -6794,7 +7276,25 @@
                 <w:sz w:val="23"/>
                 <w:szCs w:val="23"/>
               </w:rPr>
-              <w:t>Lower emissions than coal; non-renewable</w:t>
+              <w:t>Lower emissions than coal; non-</w:t>
+            </w:r>
+          </w:p>
+          <w:p>
+            <w:pPr>
+              <w:spacing w:after="0" w:line="375" w:lineRule="atLeast"/>
+              <w:rPr>
+                <w:rFonts w:ascii="Segoe UI" w:eastAsia="Times New Roman" w:hAnsi="Segoe UI" w:cs="Segoe UI"/>
+                <w:sz w:val="23"/>
+                <w:szCs w:val="23"/>
+              </w:rPr>
+            </w:pPr>
+            <w:r>
+              <w:rPr>
+                <w:rFonts w:ascii="Segoe UI" w:eastAsia="Times New Roman" w:hAnsi="Segoe UI" w:cs="Segoe UI"/>
+                <w:sz w:val="23"/>
+                <w:szCs w:val="23"/>
+              </w:rPr>
+              <w:t>renewable</w:t>
             </w:r>
           </w:p>
         </w:tc>
@@ -6802,7 +7302,7 @@
       <w:tr>
         <w:tc>
           <w:tcPr>
-            <w:tcW w:w="0" w:type="auto"/>
+            <w:tcW w:w="4410" w:type="dxa"/>
             <w:tcMar>
               <w:top w:w="150" w:type="dxa"/>
               <w:left w:w="0" w:type="dxa"/>
@@ -6833,7 +7333,7 @@
         </w:tc>
         <w:tc>
           <w:tcPr>
-            <w:tcW w:w="0" w:type="auto"/>
+            <w:tcW w:w="2070" w:type="dxa"/>
             <w:tcMar>
               <w:top w:w="150" w:type="dxa"/>
               <w:left w:w="240" w:type="dxa"/>
@@ -6864,7 +7364,7 @@
         </w:tc>
         <w:tc>
           <w:tcPr>
-            <w:tcW w:w="0" w:type="auto"/>
+            <w:tcW w:w="4800" w:type="dxa"/>
             <w:tcMar>
               <w:top w:w="150" w:type="dxa"/>
               <w:left w:w="240" w:type="dxa"/>
@@ -6897,7 +7397,7 @@
       <w:tr>
         <w:tc>
           <w:tcPr>
-            <w:tcW w:w="0" w:type="auto"/>
+            <w:tcW w:w="4410" w:type="dxa"/>
             <w:tcMar>
               <w:top w:w="150" w:type="dxa"/>
               <w:left w:w="0" w:type="dxa"/>
@@ -6928,7 +7428,7 @@
         </w:tc>
         <w:tc>
           <w:tcPr>
-            <w:tcW w:w="0" w:type="auto"/>
+            <w:tcW w:w="2070" w:type="dxa"/>
             <w:tcMar>
               <w:top w:w="150" w:type="dxa"/>
               <w:left w:w="240" w:type="dxa"/>
@@ -6959,7 +7459,7 @@
         </w:tc>
         <w:tc>
           <w:tcPr>
-            <w:tcW w:w="0" w:type="auto"/>
+            <w:tcW w:w="4800" w:type="dxa"/>
             <w:tcMar>
               <w:top w:w="150" w:type="dxa"/>
               <w:left w:w="240" w:type="dxa"/>
@@ -6984,12 +7484,53 @@
                 <w:sz w:val="23"/>
                 <w:szCs w:val="23"/>
               </w:rPr>
-              <w:t>Expensive; used primarily for transportation</w:t>
+              <w:t xml:space="preserve">Expensive; used primarily for </w:t>
+            </w:r>
+          </w:p>
+          <w:p>
+            <w:pPr>
+              <w:spacing w:after="0" w:line="375" w:lineRule="atLeast"/>
+              <w:rPr>
+                <w:rFonts w:ascii="Segoe UI" w:eastAsia="Times New Roman" w:hAnsi="Segoe UI" w:cs="Segoe UI"/>
+                <w:sz w:val="23"/>
+                <w:szCs w:val="23"/>
+              </w:rPr>
+            </w:pPr>
+            <w:r>
+              <w:rPr>
+                <w:rFonts w:ascii="Segoe UI" w:eastAsia="Times New Roman" w:hAnsi="Segoe UI" w:cs="Segoe UI"/>
+                <w:sz w:val="23"/>
+                <w:szCs w:val="23"/>
+              </w:rPr>
+              <w:t>transportation</w:t>
             </w:r>
           </w:p>
         </w:tc>
       </w:tr>
     </w:tbl>
+    <w:p>
+      <w:pPr>
+        <w:rPr>
+          <w:rFonts w:ascii="Segoe UI" w:eastAsia="Times New Roman" w:hAnsi="Segoe UI" w:cs="Segoe UI"/>
+          <w:b/>
+          <w:bCs/>
+          <w:color w:val="0F1115"/>
+          <w:sz w:val="30"/>
+          <w:szCs w:val="30"/>
+        </w:rPr>
+      </w:pPr>
+      <w:r>
+        <w:rPr>
+          <w:rFonts w:ascii="Segoe UI" w:eastAsia="Times New Roman" w:hAnsi="Segoe UI" w:cs="Segoe UI"/>
+          <w:b/>
+          <w:bCs/>
+          <w:color w:val="0F1115"/>
+          <w:sz w:val="30"/>
+          <w:szCs w:val="30"/>
+        </w:rPr>
+        <w:br w:type="page"/>
+      </w:r>
+    </w:p>
     <w:p>
       <w:pPr>
         <w:shd w:val="clear" w:color="auto" w:fill="FFFFFF"/>
@@ -7013,6 +7554,7 @@
           <w:sz w:val="30"/>
           <w:szCs w:val="30"/>
         </w:rPr>
+        <w:lastRenderedPageBreak/>
         <w:t>Why Energy Efficiency Matters in the Philippines</w:t>
       </w:r>
     </w:p>
@@ -7028,8 +7570,8 @@
         <w:tblLook w:val="04A0" w:firstRow="1" w:lastRow="0" w:firstColumn="1" w:lastColumn="0" w:noHBand="0" w:noVBand="1"/>
       </w:tblPr>
       <w:tblGrid>
-        <w:gridCol w:w="4306"/>
-        <w:gridCol w:w="6974"/>
+        <w:gridCol w:w="4410"/>
+        <w:gridCol w:w="6870"/>
       </w:tblGrid>
       <w:tr>
         <w:trPr>
@@ -7037,7 +7579,7 @@
         </w:trPr>
         <w:tc>
           <w:tcPr>
-            <w:tcW w:w="0" w:type="auto"/>
+            <w:tcW w:w="4410" w:type="dxa"/>
             <w:tcBorders>
               <w:top w:val="nil"/>
             </w:tcBorders>
@@ -7071,7 +7613,7 @@
         </w:tc>
         <w:tc>
           <w:tcPr>
-            <w:tcW w:w="0" w:type="auto"/>
+            <w:tcW w:w="6870" w:type="dxa"/>
             <w:tcBorders>
               <w:top w:val="nil"/>
             </w:tcBorders>
@@ -7107,7 +7649,7 @@
       <w:tr>
         <w:tc>
           <w:tcPr>
-            <w:tcW w:w="0" w:type="auto"/>
+            <w:tcW w:w="4410" w:type="dxa"/>
             <w:tcMar>
               <w:top w:w="150" w:type="dxa"/>
               <w:left w:w="0" w:type="dxa"/>
@@ -7140,7 +7682,7 @@
         </w:tc>
         <w:tc>
           <w:tcPr>
-            <w:tcW w:w="0" w:type="auto"/>
+            <w:tcW w:w="6870" w:type="dxa"/>
             <w:tcMar>
               <w:top w:w="150" w:type="dxa"/>
               <w:left w:w="240" w:type="dxa"/>
@@ -7165,7 +7707,25 @@
                 <w:sz w:val="23"/>
                 <w:szCs w:val="23"/>
               </w:rPr>
-              <w:t>The Philippines has among the highest electricity rates in Asia</w:t>
+              <w:t xml:space="preserve">The Philippines has among the highest electricity </w:t>
+            </w:r>
+          </w:p>
+          <w:p>
+            <w:pPr>
+              <w:spacing w:after="0" w:line="375" w:lineRule="atLeast"/>
+              <w:rPr>
+                <w:rFonts w:ascii="Segoe UI" w:eastAsia="Times New Roman" w:hAnsi="Segoe UI" w:cs="Segoe UI"/>
+                <w:sz w:val="23"/>
+                <w:szCs w:val="23"/>
+              </w:rPr>
+            </w:pPr>
+            <w:r>
+              <w:rPr>
+                <w:rFonts w:ascii="Segoe UI" w:eastAsia="Times New Roman" w:hAnsi="Segoe UI" w:cs="Segoe UI"/>
+                <w:sz w:val="23"/>
+                <w:szCs w:val="23"/>
+              </w:rPr>
+              <w:t>rates in Asia</w:t>
             </w:r>
           </w:p>
         </w:tc>
@@ -7173,7 +7733,7 @@
       <w:tr>
         <w:tc>
           <w:tcPr>
-            <w:tcW w:w="0" w:type="auto"/>
+            <w:tcW w:w="4410" w:type="dxa"/>
             <w:tcMar>
               <w:top w:w="150" w:type="dxa"/>
               <w:left w:w="0" w:type="dxa"/>
@@ -7206,7 +7766,7 @@
         </w:tc>
         <w:tc>
           <w:tcPr>
-            <w:tcW w:w="0" w:type="auto"/>
+            <w:tcW w:w="6870" w:type="dxa"/>
             <w:tcMar>
               <w:top w:w="150" w:type="dxa"/>
               <w:left w:w="240" w:type="dxa"/>
@@ -7239,7 +7799,7 @@
       <w:tr>
         <w:tc>
           <w:tcPr>
-            <w:tcW w:w="0" w:type="auto"/>
+            <w:tcW w:w="4410" w:type="dxa"/>
             <w:tcMar>
               <w:top w:w="150" w:type="dxa"/>
               <w:left w:w="0" w:type="dxa"/>
@@ -7272,7 +7832,7 @@
         </w:tc>
         <w:tc>
           <w:tcPr>
-            <w:tcW w:w="0" w:type="auto"/>
+            <w:tcW w:w="6870" w:type="dxa"/>
             <w:tcMar>
               <w:top w:w="150" w:type="dxa"/>
               <w:left w:w="240" w:type="dxa"/>
@@ -7305,7 +7865,7 @@
       <w:tr>
         <w:tc>
           <w:tcPr>
-            <w:tcW w:w="0" w:type="auto"/>
+            <w:tcW w:w="4410" w:type="dxa"/>
             <w:tcMar>
               <w:top w:w="150" w:type="dxa"/>
               <w:left w:w="0" w:type="dxa"/>
@@ -7332,14 +7892,13 @@
                 <w:sz w:val="23"/>
                 <w:szCs w:val="23"/>
               </w:rPr>
-              <w:lastRenderedPageBreak/>
               <w:t>Growing energy demand</w:t>
             </w:r>
           </w:p>
         </w:tc>
         <w:tc>
           <w:tcPr>
-            <w:tcW w:w="0" w:type="auto"/>
+            <w:tcW w:w="6870" w:type="dxa"/>
             <w:tcMar>
               <w:top w:w="150" w:type="dxa"/>
               <w:left w:w="240" w:type="dxa"/>
@@ -7372,7 +7931,7 @@
       <w:tr>
         <w:tc>
           <w:tcPr>
-            <w:tcW w:w="0" w:type="auto"/>
+            <w:tcW w:w="4410" w:type="dxa"/>
             <w:tcMar>
               <w:top w:w="150" w:type="dxa"/>
               <w:left w:w="0" w:type="dxa"/>
@@ -7405,7 +7964,7 @@
         </w:tc>
         <w:tc>
           <w:tcPr>
-            <w:tcW w:w="0" w:type="auto"/>
+            <w:tcW w:w="6870" w:type="dxa"/>
             <w:tcMar>
               <w:top w:w="150" w:type="dxa"/>
               <w:left w:w="240" w:type="dxa"/>
@@ -7430,7 +7989,25 @@
                 <w:sz w:val="23"/>
                 <w:szCs w:val="23"/>
               </w:rPr>
-              <w:t>Reduced generation means less air and water pollution</w:t>
+              <w:t xml:space="preserve">Reduced generation means less air and water </w:t>
+            </w:r>
+          </w:p>
+          <w:p>
+            <w:pPr>
+              <w:spacing w:after="0" w:line="375" w:lineRule="atLeast"/>
+              <w:rPr>
+                <w:rFonts w:ascii="Segoe UI" w:eastAsia="Times New Roman" w:hAnsi="Segoe UI" w:cs="Segoe UI"/>
+                <w:sz w:val="23"/>
+                <w:szCs w:val="23"/>
+              </w:rPr>
+            </w:pPr>
+            <w:r>
+              <w:rPr>
+                <w:rFonts w:ascii="Segoe UI" w:eastAsia="Times New Roman" w:hAnsi="Segoe UI" w:cs="Segoe UI"/>
+                <w:sz w:val="23"/>
+                <w:szCs w:val="23"/>
+              </w:rPr>
+              <w:t>pollution</w:t>
             </w:r>
           </w:p>
         </w:tc>
@@ -7567,8 +8144,8 @@
         <w:tblLook w:val="04A0" w:firstRow="1" w:lastRow="0" w:firstColumn="1" w:lastColumn="0" w:noHBand="0" w:noVBand="1"/>
       </w:tblPr>
       <w:tblGrid>
-        <w:gridCol w:w="3849"/>
-        <w:gridCol w:w="7431"/>
+        <w:gridCol w:w="3510"/>
+        <w:gridCol w:w="7770"/>
       </w:tblGrid>
       <w:tr>
         <w:trPr>
@@ -7576,7 +8153,7 @@
         </w:trPr>
         <w:tc>
           <w:tcPr>
-            <w:tcW w:w="0" w:type="auto"/>
+            <w:tcW w:w="3510" w:type="dxa"/>
             <w:tcBorders>
               <w:top w:val="nil"/>
             </w:tcBorders>
@@ -7610,7 +8187,7 @@
         </w:tc>
         <w:tc>
           <w:tcPr>
-            <w:tcW w:w="0" w:type="auto"/>
+            <w:tcW w:w="7770" w:type="dxa"/>
             <w:tcBorders>
               <w:top w:val="nil"/>
             </w:tcBorders>
@@ -7646,7 +8223,7 @@
       <w:tr>
         <w:tc>
           <w:tcPr>
-            <w:tcW w:w="0" w:type="auto"/>
+            <w:tcW w:w="3510" w:type="dxa"/>
             <w:tcMar>
               <w:top w:w="150" w:type="dxa"/>
               <w:left w:w="0" w:type="dxa"/>
@@ -7679,7 +8256,7 @@
         </w:tc>
         <w:tc>
           <w:tcPr>
-            <w:tcW w:w="0" w:type="auto"/>
+            <w:tcW w:w="7770" w:type="dxa"/>
             <w:tcMar>
               <w:top w:w="150" w:type="dxa"/>
               <w:left w:w="240" w:type="dxa"/>
@@ -7712,7 +8289,7 @@
       <w:tr>
         <w:tc>
           <w:tcPr>
-            <w:tcW w:w="0" w:type="auto"/>
+            <w:tcW w:w="3510" w:type="dxa"/>
             <w:tcMar>
               <w:top w:w="150" w:type="dxa"/>
               <w:left w:w="0" w:type="dxa"/>
@@ -7745,7 +8322,7 @@
         </w:tc>
         <w:tc>
           <w:tcPr>
-            <w:tcW w:w="0" w:type="auto"/>
+            <w:tcW w:w="7770" w:type="dxa"/>
             <w:tcMar>
               <w:top w:w="150" w:type="dxa"/>
               <w:left w:w="240" w:type="dxa"/>
@@ -7778,7 +8355,7 @@
       <w:tr>
         <w:tc>
           <w:tcPr>
-            <w:tcW w:w="0" w:type="auto"/>
+            <w:tcW w:w="3510" w:type="dxa"/>
             <w:tcMar>
               <w:top w:w="150" w:type="dxa"/>
               <w:left w:w="0" w:type="dxa"/>
@@ -7805,13 +8382,14 @@
                 <w:sz w:val="23"/>
                 <w:szCs w:val="23"/>
               </w:rPr>
+              <w:lastRenderedPageBreak/>
               <w:t>Energy cost estimate</w:t>
             </w:r>
           </w:p>
         </w:tc>
         <w:tc>
           <w:tcPr>
-            <w:tcW w:w="0" w:type="auto"/>
+            <w:tcW w:w="7770" w:type="dxa"/>
             <w:tcMar>
               <w:top w:w="150" w:type="dxa"/>
               <w:left w:w="240" w:type="dxa"/>
@@ -7844,7 +8422,7 @@
       <w:tr>
         <w:tc>
           <w:tcPr>
-            <w:tcW w:w="0" w:type="auto"/>
+            <w:tcW w:w="3510" w:type="dxa"/>
             <w:tcMar>
               <w:top w:w="150" w:type="dxa"/>
               <w:left w:w="0" w:type="dxa"/>
@@ -7877,7 +8455,7 @@
         </w:tc>
         <w:tc>
           <w:tcPr>
-            <w:tcW w:w="0" w:type="auto"/>
+            <w:tcW w:w="7770" w:type="dxa"/>
             <w:tcMar>
               <w:top w:w="150" w:type="dxa"/>
               <w:left w:w="240" w:type="dxa"/>
@@ -7946,8 +8524,8 @@
         <w:tblLook w:val="04A0" w:firstRow="1" w:lastRow="0" w:firstColumn="1" w:lastColumn="0" w:noHBand="0" w:noVBand="1"/>
       </w:tblPr>
       <w:tblGrid>
-        <w:gridCol w:w="4778"/>
-        <w:gridCol w:w="6502"/>
+        <w:gridCol w:w="5130"/>
+        <w:gridCol w:w="6150"/>
       </w:tblGrid>
       <w:tr>
         <w:trPr>
@@ -7955,7 +8533,7 @@
         </w:trPr>
         <w:tc>
           <w:tcPr>
-            <w:tcW w:w="0" w:type="auto"/>
+            <w:tcW w:w="5130" w:type="dxa"/>
             <w:tcBorders>
               <w:top w:val="nil"/>
             </w:tcBorders>
@@ -7989,7 +8567,7 @@
         </w:tc>
         <w:tc>
           <w:tcPr>
-            <w:tcW w:w="0" w:type="auto"/>
+            <w:tcW w:w="6150" w:type="dxa"/>
             <w:tcBorders>
               <w:top w:val="nil"/>
             </w:tcBorders>
@@ -8025,7 +8603,7 @@
       <w:tr>
         <w:tc>
           <w:tcPr>
-            <w:tcW w:w="0" w:type="auto"/>
+            <w:tcW w:w="5130" w:type="dxa"/>
             <w:tcMar>
               <w:top w:w="150" w:type="dxa"/>
               <w:left w:w="0" w:type="dxa"/>
@@ -8052,14 +8630,13 @@
                 <w:sz w:val="23"/>
                 <w:szCs w:val="23"/>
               </w:rPr>
-              <w:lastRenderedPageBreak/>
               <w:t>1. Check the energy label</w:t>
             </w:r>
           </w:p>
         </w:tc>
         <w:tc>
           <w:tcPr>
-            <w:tcW w:w="0" w:type="auto"/>
+            <w:tcW w:w="6150" w:type="dxa"/>
             <w:tcMar>
               <w:top w:w="150" w:type="dxa"/>
               <w:left w:w="240" w:type="dxa"/>
@@ -8092,7 +8669,7 @@
       <w:tr>
         <w:tc>
           <w:tcPr>
-            <w:tcW w:w="0" w:type="auto"/>
+            <w:tcW w:w="5130" w:type="dxa"/>
             <w:tcMar>
               <w:top w:w="150" w:type="dxa"/>
               <w:left w:w="0" w:type="dxa"/>
@@ -8125,7 +8702,7 @@
         </w:tc>
         <w:tc>
           <w:tcPr>
-            <w:tcW w:w="0" w:type="auto"/>
+            <w:tcW w:w="6150" w:type="dxa"/>
             <w:tcMar>
               <w:top w:w="150" w:type="dxa"/>
               <w:left w:w="240" w:type="dxa"/>
@@ -8158,7 +8735,7 @@
       <w:tr>
         <w:tc>
           <w:tcPr>
-            <w:tcW w:w="0" w:type="auto"/>
+            <w:tcW w:w="5130" w:type="dxa"/>
             <w:tcMar>
               <w:top w:w="150" w:type="dxa"/>
               <w:left w:w="0" w:type="dxa"/>
@@ -8191,7 +8768,7 @@
         </w:tc>
         <w:tc>
           <w:tcPr>
-            <w:tcW w:w="0" w:type="auto"/>
+            <w:tcW w:w="6150" w:type="dxa"/>
             <w:tcMar>
               <w:top w:w="150" w:type="dxa"/>
               <w:left w:w="240" w:type="dxa"/>
@@ -8216,7 +8793,25 @@
                 <w:sz w:val="23"/>
                 <w:szCs w:val="23"/>
               </w:rPr>
-              <w:t>An efficient appliance may cost more initially but saves money over time</w:t>
+              <w:t xml:space="preserve">An efficient appliance may cost more initially </w:t>
+            </w:r>
+          </w:p>
+          <w:p>
+            <w:pPr>
+              <w:spacing w:after="0" w:line="375" w:lineRule="atLeast"/>
+              <w:rPr>
+                <w:rFonts w:ascii="Segoe UI" w:eastAsia="Times New Roman" w:hAnsi="Segoe UI" w:cs="Segoe UI"/>
+                <w:sz w:val="23"/>
+                <w:szCs w:val="23"/>
+              </w:rPr>
+            </w:pPr>
+            <w:r>
+              <w:rPr>
+                <w:rFonts w:ascii="Segoe UI" w:eastAsia="Times New Roman" w:hAnsi="Segoe UI" w:cs="Segoe UI"/>
+                <w:sz w:val="23"/>
+                <w:szCs w:val="23"/>
+              </w:rPr>
+              <w:t>but saves money over time</w:t>
             </w:r>
           </w:p>
         </w:tc>
@@ -8224,7 +8819,7 @@
       <w:tr>
         <w:tc>
           <w:tcPr>
-            <w:tcW w:w="0" w:type="auto"/>
+            <w:tcW w:w="5130" w:type="dxa"/>
             <w:tcMar>
               <w:top w:w="150" w:type="dxa"/>
               <w:left w:w="0" w:type="dxa"/>
@@ -8257,7 +8852,7 @@
         </w:tc>
         <w:tc>
           <w:tcPr>
-            <w:tcW w:w="0" w:type="auto"/>
+            <w:tcW w:w="6150" w:type="dxa"/>
             <w:tcMar>
               <w:top w:w="150" w:type="dxa"/>
               <w:left w:w="240" w:type="dxa"/>
@@ -8290,7 +8885,7 @@
       <w:tr>
         <w:tc>
           <w:tcPr>
-            <w:tcW w:w="0" w:type="auto"/>
+            <w:tcW w:w="5130" w:type="dxa"/>
             <w:tcMar>
               <w:top w:w="150" w:type="dxa"/>
               <w:left w:w="0" w:type="dxa"/>
@@ -8323,7 +8918,7 @@
         </w:tc>
         <w:tc>
           <w:tcPr>
-            <w:tcW w:w="0" w:type="auto"/>
+            <w:tcW w:w="6150" w:type="dxa"/>
             <w:tcMar>
               <w:top w:w="150" w:type="dxa"/>
               <w:left w:w="240" w:type="dxa"/>
@@ -8490,6 +9085,7 @@
           <w:sz w:val="30"/>
           <w:szCs w:val="30"/>
         </w:rPr>
+        <w:lastRenderedPageBreak/>
         <w:t>Key Provisions</w:t>
       </w:r>
     </w:p>
@@ -8505,8 +9101,8 @@
         <w:tblLook w:val="04A0" w:firstRow="1" w:lastRow="0" w:firstColumn="1" w:lastColumn="0" w:noHBand="0" w:noVBand="1"/>
       </w:tblPr>
       <w:tblGrid>
-        <w:gridCol w:w="3136"/>
-        <w:gridCol w:w="8144"/>
+        <w:gridCol w:w="3885"/>
+        <w:gridCol w:w="7395"/>
       </w:tblGrid>
       <w:tr>
         <w:trPr>
@@ -8642,7 +9238,25 @@
                 <w:sz w:val="23"/>
                 <w:szCs w:val="23"/>
               </w:rPr>
-              <w:t>Establishes energy efficiency and conservation as a national priority</w:t>
+              <w:t xml:space="preserve">Establishes energy efficiency and conservation as a </w:t>
+            </w:r>
+          </w:p>
+          <w:p>
+            <w:pPr>
+              <w:spacing w:after="0" w:line="375" w:lineRule="atLeast"/>
+              <w:rPr>
+                <w:rFonts w:ascii="Segoe UI" w:eastAsia="Times New Roman" w:hAnsi="Segoe UI" w:cs="Segoe UI"/>
+                <w:sz w:val="23"/>
+                <w:szCs w:val="23"/>
+              </w:rPr>
+            </w:pPr>
+            <w:r>
+              <w:rPr>
+                <w:rFonts w:ascii="Segoe UI" w:eastAsia="Times New Roman" w:hAnsi="Segoe UI" w:cs="Segoe UI"/>
+                <w:sz w:val="23"/>
+                <w:szCs w:val="23"/>
+              </w:rPr>
+              <w:t>national priority</w:t>
             </w:r>
           </w:p>
         </w:tc>
@@ -8708,7 +9322,25 @@
                 <w:sz w:val="23"/>
                 <w:szCs w:val="23"/>
               </w:rPr>
-              <w:t>Mandates minimum energy performance standards for appliances and equipment</w:t>
+              <w:t xml:space="preserve">Mandates minimum energy performance standards for </w:t>
+            </w:r>
+          </w:p>
+          <w:p>
+            <w:pPr>
+              <w:spacing w:after="0" w:line="375" w:lineRule="atLeast"/>
+              <w:rPr>
+                <w:rFonts w:ascii="Segoe UI" w:eastAsia="Times New Roman" w:hAnsi="Segoe UI" w:cs="Segoe UI"/>
+                <w:sz w:val="23"/>
+                <w:szCs w:val="23"/>
+              </w:rPr>
+            </w:pPr>
+            <w:r>
+              <w:rPr>
+                <w:rFonts w:ascii="Segoe UI" w:eastAsia="Times New Roman" w:hAnsi="Segoe UI" w:cs="Segoe UI"/>
+                <w:sz w:val="23"/>
+                <w:szCs w:val="23"/>
+              </w:rPr>
+              <w:t>appliances and equipment</w:t>
             </w:r>
           </w:p>
         </w:tc>
@@ -8743,7 +9375,6 @@
                 <w:sz w:val="23"/>
                 <w:szCs w:val="23"/>
               </w:rPr>
-              <w:lastRenderedPageBreak/>
               <w:t>Energy Labeling</w:t>
             </w:r>
           </w:p>
@@ -8841,7 +9472,25 @@
                 <w:sz w:val="23"/>
                 <w:szCs w:val="23"/>
               </w:rPr>
-              <w:t>Requires government agencies to implement energy efficiency measures</w:t>
+              <w:t xml:space="preserve">Requires government agencies to implement energy </w:t>
+            </w:r>
+          </w:p>
+          <w:p>
+            <w:pPr>
+              <w:spacing w:after="0" w:line="375" w:lineRule="atLeast"/>
+              <w:rPr>
+                <w:rFonts w:ascii="Segoe UI" w:eastAsia="Times New Roman" w:hAnsi="Segoe UI" w:cs="Segoe UI"/>
+                <w:sz w:val="23"/>
+                <w:szCs w:val="23"/>
+              </w:rPr>
+            </w:pPr>
+            <w:r>
+              <w:rPr>
+                <w:rFonts w:ascii="Segoe UI" w:eastAsia="Times New Roman" w:hAnsi="Segoe UI" w:cs="Segoe UI"/>
+                <w:sz w:val="23"/>
+                <w:szCs w:val="23"/>
+              </w:rPr>
+              <w:t>efficiency measures</w:t>
             </w:r>
           </w:p>
         </w:tc>
@@ -8973,7 +9622,25 @@
                 <w:sz w:val="23"/>
                 <w:szCs w:val="23"/>
               </w:rPr>
-              <w:t>Requires large commercial and industrial entities to conduct regular energy audits</w:t>
+              <w:t xml:space="preserve">Requires large commercial and industrial entities to </w:t>
+            </w:r>
+          </w:p>
+          <w:p>
+            <w:pPr>
+              <w:spacing w:after="0" w:line="375" w:lineRule="atLeast"/>
+              <w:rPr>
+                <w:rFonts w:ascii="Segoe UI" w:eastAsia="Times New Roman" w:hAnsi="Segoe UI" w:cs="Segoe UI"/>
+                <w:sz w:val="23"/>
+                <w:szCs w:val="23"/>
+              </w:rPr>
+            </w:pPr>
+            <w:r>
+              <w:rPr>
+                <w:rFonts w:ascii="Segoe UI" w:eastAsia="Times New Roman" w:hAnsi="Segoe UI" w:cs="Segoe UI"/>
+                <w:sz w:val="23"/>
+                <w:szCs w:val="23"/>
+              </w:rPr>
+              <w:t>conduct regular energy audits</w:t>
             </w:r>
           </w:p>
         </w:tc>
@@ -9017,8 +9684,8 @@
         <w:tblLook w:val="04A0" w:firstRow="1" w:lastRow="0" w:firstColumn="1" w:lastColumn="0" w:noHBand="0" w:noVBand="1"/>
       </w:tblPr>
       <w:tblGrid>
-        <w:gridCol w:w="4710"/>
-        <w:gridCol w:w="6570"/>
+        <w:gridCol w:w="4230"/>
+        <w:gridCol w:w="7050"/>
       </w:tblGrid>
       <w:tr>
         <w:trPr>
@@ -9026,7 +9693,7 @@
         </w:trPr>
         <w:tc>
           <w:tcPr>
-            <w:tcW w:w="0" w:type="auto"/>
+            <w:tcW w:w="4230" w:type="dxa"/>
             <w:tcBorders>
               <w:top w:val="nil"/>
             </w:tcBorders>
@@ -9060,7 +9727,7 @@
         </w:tc>
         <w:tc>
           <w:tcPr>
-            <w:tcW w:w="0" w:type="auto"/>
+            <w:tcW w:w="7050" w:type="dxa"/>
             <w:tcBorders>
               <w:top w:val="nil"/>
             </w:tcBorders>
@@ -9096,7 +9763,7 @@
       <w:tr>
         <w:tc>
           <w:tcPr>
-            <w:tcW w:w="0" w:type="auto"/>
+            <w:tcW w:w="4230" w:type="dxa"/>
             <w:tcMar>
               <w:top w:w="150" w:type="dxa"/>
               <w:left w:w="0" w:type="dxa"/>
@@ -9129,7 +9796,7 @@
         </w:tc>
         <w:tc>
           <w:tcPr>
-            <w:tcW w:w="0" w:type="auto"/>
+            <w:tcW w:w="7050" w:type="dxa"/>
             <w:tcMar>
               <w:top w:w="150" w:type="dxa"/>
               <w:left w:w="240" w:type="dxa"/>
@@ -9162,7 +9829,7 @@
       <w:tr>
         <w:tc>
           <w:tcPr>
-            <w:tcW w:w="0" w:type="auto"/>
+            <w:tcW w:w="4230" w:type="dxa"/>
             <w:tcMar>
               <w:top w:w="150" w:type="dxa"/>
               <w:left w:w="0" w:type="dxa"/>
@@ -9195,7 +9862,7 @@
         </w:tc>
         <w:tc>
           <w:tcPr>
-            <w:tcW w:w="0" w:type="auto"/>
+            <w:tcW w:w="7050" w:type="dxa"/>
             <w:tcMar>
               <w:top w:w="150" w:type="dxa"/>
               <w:left w:w="240" w:type="dxa"/>
@@ -9228,7 +9895,7 @@
       <w:tr>
         <w:tc>
           <w:tcPr>
-            <w:tcW w:w="0" w:type="auto"/>
+            <w:tcW w:w="4230" w:type="dxa"/>
             <w:tcMar>
               <w:top w:w="150" w:type="dxa"/>
               <w:left w:w="0" w:type="dxa"/>
@@ -9241,13 +9908,6 @@
           <w:p>
             <w:pPr>
               <w:spacing w:after="0" w:line="375" w:lineRule="atLeast"/>
-              <w:rPr>
-                <w:rFonts w:ascii="Segoe UI" w:eastAsia="Times New Roman" w:hAnsi="Segoe UI" w:cs="Segoe UI"/>
-                <w:sz w:val="23"/>
-                <w:szCs w:val="23"/>
-              </w:rPr>
-            </w:pPr>
-            <w:r>
               <w:rPr>
                 <w:rFonts w:ascii="Segoe UI" w:eastAsia="Times New Roman" w:hAnsi="Segoe UI" w:cs="Segoe UI"/>
                 <w:b/>
@@ -9255,13 +9915,42 @@
                 <w:sz w:val="23"/>
                 <w:szCs w:val="23"/>
               </w:rPr>
-              <w:t>Government information campaigns</w:t>
-            </w:r>
-          </w:p>
-        </w:tc>
-        <w:tc>
-          <w:tcPr>
-            <w:tcW w:w="0" w:type="auto"/>
+            </w:pPr>
+            <w:r>
+              <w:rPr>
+                <w:rFonts w:ascii="Segoe UI" w:eastAsia="Times New Roman" w:hAnsi="Segoe UI" w:cs="Segoe UI"/>
+                <w:b/>
+                <w:bCs/>
+                <w:sz w:val="23"/>
+                <w:szCs w:val="23"/>
+              </w:rPr>
+              <w:t xml:space="preserve">Government information </w:t>
+            </w:r>
+          </w:p>
+          <w:p>
+            <w:pPr>
+              <w:spacing w:after="0" w:line="375" w:lineRule="atLeast"/>
+              <w:rPr>
+                <w:rFonts w:ascii="Segoe UI" w:eastAsia="Times New Roman" w:hAnsi="Segoe UI" w:cs="Segoe UI"/>
+                <w:sz w:val="23"/>
+                <w:szCs w:val="23"/>
+              </w:rPr>
+            </w:pPr>
+            <w:r>
+              <w:rPr>
+                <w:rFonts w:ascii="Segoe UI" w:eastAsia="Times New Roman" w:hAnsi="Segoe UI" w:cs="Segoe UI"/>
+                <w:b/>
+                <w:bCs/>
+                <w:sz w:val="23"/>
+                <w:szCs w:val="23"/>
+              </w:rPr>
+              <w:t>campaigns</w:t>
+            </w:r>
+          </w:p>
+        </w:tc>
+        <w:tc>
+          <w:tcPr>
+            <w:tcW w:w="7050" w:type="dxa"/>
             <w:tcMar>
               <w:top w:w="150" w:type="dxa"/>
               <w:left w:w="240" w:type="dxa"/>
@@ -9306,6 +9995,18 @@
           <w:szCs w:val="30"/>
         </w:rPr>
       </w:pPr>
+    </w:p>
+    <w:p>
+      <w:pPr>
+        <w:rPr>
+          <w:rFonts w:ascii="Segoe UI" w:eastAsia="Times New Roman" w:hAnsi="Segoe UI" w:cs="Segoe UI"/>
+          <w:b/>
+          <w:bCs/>
+          <w:color w:val="0F1115"/>
+          <w:sz w:val="30"/>
+          <w:szCs w:val="30"/>
+        </w:rPr>
+      </w:pPr>
       <w:r>
         <w:rPr>
           <w:rFonts w:ascii="Segoe UI" w:eastAsia="Times New Roman" w:hAnsi="Segoe UI" w:cs="Segoe UI"/>
@@ -9315,6 +10016,33 @@
           <w:sz w:val="30"/>
           <w:szCs w:val="30"/>
         </w:rPr>
+        <w:br w:type="page"/>
+      </w:r>
+    </w:p>
+    <w:p>
+      <w:pPr>
+        <w:shd w:val="clear" w:color="auto" w:fill="FFFFFF"/>
+        <w:spacing w:before="480" w:after="240" w:line="450" w:lineRule="atLeast"/>
+        <w:outlineLvl w:val="2"/>
+        <w:rPr>
+          <w:rFonts w:ascii="Segoe UI" w:eastAsia="Times New Roman" w:hAnsi="Segoe UI" w:cs="Segoe UI"/>
+          <w:b/>
+          <w:bCs/>
+          <w:color w:val="0F1115"/>
+          <w:sz w:val="30"/>
+          <w:szCs w:val="30"/>
+        </w:rPr>
+      </w:pPr>
+      <w:r>
+        <w:rPr>
+          <w:rFonts w:ascii="Segoe UI" w:eastAsia="Times New Roman" w:hAnsi="Segoe UI" w:cs="Segoe UI"/>
+          <w:b/>
+          <w:bCs/>
+          <w:color w:val="0F1115"/>
+          <w:sz w:val="30"/>
+          <w:szCs w:val="30"/>
+        </w:rPr>
+        <w:lastRenderedPageBreak/>
         <w:t>How RA 11285 Affects Businesses and Industries</w:t>
       </w:r>
     </w:p>
@@ -9330,8 +10058,8 @@
         <w:tblLook w:val="04A0" w:firstRow="1" w:lastRow="0" w:firstColumn="1" w:lastColumn="0" w:noHBand="0" w:noVBand="1"/>
       </w:tblPr>
       <w:tblGrid>
-        <w:gridCol w:w="2873"/>
-        <w:gridCol w:w="8407"/>
+        <w:gridCol w:w="3150"/>
+        <w:gridCol w:w="8130"/>
       </w:tblGrid>
       <w:tr>
         <w:trPr>
@@ -9339,7 +10067,7 @@
         </w:trPr>
         <w:tc>
           <w:tcPr>
-            <w:tcW w:w="0" w:type="auto"/>
+            <w:tcW w:w="3150" w:type="dxa"/>
             <w:tcBorders>
               <w:top w:val="nil"/>
             </w:tcBorders>
@@ -9373,7 +10101,7 @@
         </w:tc>
         <w:tc>
           <w:tcPr>
-            <w:tcW w:w="0" w:type="auto"/>
+            <w:tcW w:w="8130" w:type="dxa"/>
             <w:tcBorders>
               <w:top w:val="nil"/>
             </w:tcBorders>
@@ -9409,7 +10137,7 @@
       <w:tr>
         <w:tc>
           <w:tcPr>
-            <w:tcW w:w="0" w:type="auto"/>
+            <w:tcW w:w="3150" w:type="dxa"/>
             <w:tcMar>
               <w:top w:w="150" w:type="dxa"/>
               <w:left w:w="0" w:type="dxa"/>
@@ -9442,7 +10170,7 @@
         </w:tc>
         <w:tc>
           <w:tcPr>
-            <w:tcW w:w="0" w:type="auto"/>
+            <w:tcW w:w="8130" w:type="dxa"/>
             <w:tcMar>
               <w:top w:w="150" w:type="dxa"/>
               <w:left w:w="240" w:type="dxa"/>
@@ -9475,7 +10203,7 @@
       <w:tr>
         <w:tc>
           <w:tcPr>
-            <w:tcW w:w="0" w:type="auto"/>
+            <w:tcW w:w="3150" w:type="dxa"/>
             <w:tcMar>
               <w:top w:w="150" w:type="dxa"/>
               <w:left w:w="0" w:type="dxa"/>
@@ -9508,7 +10236,7 @@
         </w:tc>
         <w:tc>
           <w:tcPr>
-            <w:tcW w:w="0" w:type="auto"/>
+            <w:tcW w:w="8130" w:type="dxa"/>
             <w:tcMar>
               <w:top w:w="150" w:type="dxa"/>
               <w:left w:w="240" w:type="dxa"/>
@@ -9541,7 +10269,7 @@
       <w:tr>
         <w:tc>
           <w:tcPr>
-            <w:tcW w:w="0" w:type="auto"/>
+            <w:tcW w:w="3150" w:type="dxa"/>
             <w:tcMar>
               <w:top w:w="150" w:type="dxa"/>
               <w:left w:w="0" w:type="dxa"/>
@@ -9574,7 +10302,7 @@
         </w:tc>
         <w:tc>
           <w:tcPr>
-            <w:tcW w:w="0" w:type="auto"/>
+            <w:tcW w:w="8130" w:type="dxa"/>
             <w:tcMar>
               <w:top w:w="150" w:type="dxa"/>
               <w:left w:w="240" w:type="dxa"/>
@@ -9599,7 +10327,25 @@
                 <w:sz w:val="23"/>
                 <w:szCs w:val="23"/>
               </w:rPr>
-              <w:t>Designated establishments must report energy consumption and conservation measures</w:t>
+              <w:t xml:space="preserve">Designated establishments must report energy consumption </w:t>
+            </w:r>
+          </w:p>
+          <w:p>
+            <w:pPr>
+              <w:spacing w:after="0" w:line="375" w:lineRule="atLeast"/>
+              <w:rPr>
+                <w:rFonts w:ascii="Segoe UI" w:eastAsia="Times New Roman" w:hAnsi="Segoe UI" w:cs="Segoe UI"/>
+                <w:sz w:val="23"/>
+                <w:szCs w:val="23"/>
+              </w:rPr>
+            </w:pPr>
+            <w:r>
+              <w:rPr>
+                <w:rFonts w:ascii="Segoe UI" w:eastAsia="Times New Roman" w:hAnsi="Segoe UI" w:cs="Segoe UI"/>
+                <w:sz w:val="23"/>
+                <w:szCs w:val="23"/>
+              </w:rPr>
+              <w:t>and conservation measures</w:t>
             </w:r>
           </w:p>
         </w:tc>
@@ -9620,7 +10366,6 @@
           <w:sz w:val="24"/>
           <w:szCs w:val="24"/>
         </w:rPr>
-        <w:lastRenderedPageBreak/>
         <w:pict>
           <v:rect id="_x0000_i1031" style="width:0;height:.75pt" o:hralign="center" o:hrstd="t" o:hr="t" fillcolor="#a0a0a0" stroked="f"/>
         </w:pict>
@@ -9685,8 +10430,8 @@
         <w:tblLook w:val="04A0" w:firstRow="1" w:lastRow="0" w:firstColumn="1" w:lastColumn="0" w:noHBand="0" w:noVBand="1"/>
       </w:tblPr>
       <w:tblGrid>
-        <w:gridCol w:w="4439"/>
-        <w:gridCol w:w="6841"/>
+        <w:gridCol w:w="4140"/>
+        <w:gridCol w:w="7140"/>
       </w:tblGrid>
       <w:tr>
         <w:trPr>
@@ -9694,7 +10439,7 @@
         </w:trPr>
         <w:tc>
           <w:tcPr>
-            <w:tcW w:w="0" w:type="auto"/>
+            <w:tcW w:w="4140" w:type="dxa"/>
             <w:tcBorders>
               <w:top w:val="nil"/>
             </w:tcBorders>
@@ -9728,7 +10473,7 @@
         </w:tc>
         <w:tc>
           <w:tcPr>
-            <w:tcW w:w="0" w:type="auto"/>
+            <w:tcW w:w="7140" w:type="dxa"/>
             <w:tcBorders>
               <w:top w:val="nil"/>
             </w:tcBorders>
@@ -9764,7 +10509,7 @@
       <w:tr>
         <w:tc>
           <w:tcPr>
-            <w:tcW w:w="0" w:type="auto"/>
+            <w:tcW w:w="4140" w:type="dxa"/>
             <w:tcMar>
               <w:top w:w="150" w:type="dxa"/>
               <w:left w:w="0" w:type="dxa"/>
@@ -9797,7 +10542,7 @@
         </w:tc>
         <w:tc>
           <w:tcPr>
-            <w:tcW w:w="0" w:type="auto"/>
+            <w:tcW w:w="7140" w:type="dxa"/>
             <w:tcMar>
               <w:top w:w="150" w:type="dxa"/>
               <w:left w:w="240" w:type="dxa"/>
@@ -9822,7 +10567,25 @@
                 <w:sz w:val="23"/>
                 <w:szCs w:val="23"/>
               </w:rPr>
-              <w:t>Efficiency makes energy more affordable and reduces the need for additional generation</w:t>
+              <w:t xml:space="preserve">Efficiency makes energy more affordable and reduces </w:t>
+            </w:r>
+          </w:p>
+          <w:p>
+            <w:pPr>
+              <w:spacing w:after="0" w:line="375" w:lineRule="atLeast"/>
+              <w:rPr>
+                <w:rFonts w:ascii="Segoe UI" w:eastAsia="Times New Roman" w:hAnsi="Segoe UI" w:cs="Segoe UI"/>
+                <w:sz w:val="23"/>
+                <w:szCs w:val="23"/>
+              </w:rPr>
+            </w:pPr>
+            <w:r>
+              <w:rPr>
+                <w:rFonts w:ascii="Segoe UI" w:eastAsia="Times New Roman" w:hAnsi="Segoe UI" w:cs="Segoe UI"/>
+                <w:sz w:val="23"/>
+                <w:szCs w:val="23"/>
+              </w:rPr>
+              <w:t>the need for additional generation</w:t>
             </w:r>
           </w:p>
         </w:tc>
@@ -9830,7 +10593,7 @@
       <w:tr>
         <w:tc>
           <w:tcPr>
-            <w:tcW w:w="0" w:type="auto"/>
+            <w:tcW w:w="4140" w:type="dxa"/>
             <w:tcMar>
               <w:top w:w="150" w:type="dxa"/>
               <w:left w:w="0" w:type="dxa"/>
@@ -9863,7 +10626,7 @@
         </w:tc>
         <w:tc>
           <w:tcPr>
-            <w:tcW w:w="0" w:type="auto"/>
+            <w:tcW w:w="7140" w:type="dxa"/>
             <w:tcMar>
               <w:top w:w="150" w:type="dxa"/>
               <w:left w:w="240" w:type="dxa"/>
@@ -9896,7 +10659,7 @@
       <w:tr>
         <w:tc>
           <w:tcPr>
-            <w:tcW w:w="0" w:type="auto"/>
+            <w:tcW w:w="4140" w:type="dxa"/>
             <w:tcMar>
               <w:top w:w="150" w:type="dxa"/>
               <w:left w:w="0" w:type="dxa"/>
@@ -9929,7 +10692,7 @@
         </w:tc>
         <w:tc>
           <w:tcPr>
-            <w:tcW w:w="0" w:type="auto"/>
+            <w:tcW w:w="7140" w:type="dxa"/>
             <w:tcMar>
               <w:top w:w="150" w:type="dxa"/>
               <w:left w:w="240" w:type="dxa"/>
@@ -9962,7 +10725,7 @@
       <w:tr>
         <w:tc>
           <w:tcPr>
-            <w:tcW w:w="0" w:type="auto"/>
+            <w:tcW w:w="4140" w:type="dxa"/>
             <w:tcMar>
               <w:top w:w="150" w:type="dxa"/>
               <w:left w:w="0" w:type="dxa"/>
@@ -9995,7 +10758,7 @@
         </w:tc>
         <w:tc>
           <w:tcPr>
-            <w:tcW w:w="0" w:type="auto"/>
+            <w:tcW w:w="7140" w:type="dxa"/>
             <w:tcMar>
               <w:top w:w="150" w:type="dxa"/>
               <w:left w:w="240" w:type="dxa"/>
@@ -10020,7 +10783,25 @@
                 <w:sz w:val="23"/>
                 <w:szCs w:val="23"/>
               </w:rPr>
-              <w:t>Efficient buildings and transportation reduce urban energy demand</w:t>
+              <w:t xml:space="preserve">Efficient buildings and transportation reduce </w:t>
+            </w:r>
+          </w:p>
+          <w:p>
+            <w:pPr>
+              <w:spacing w:after="0" w:line="375" w:lineRule="atLeast"/>
+              <w:rPr>
+                <w:rFonts w:ascii="Segoe UI" w:eastAsia="Times New Roman" w:hAnsi="Segoe UI" w:cs="Segoe UI"/>
+                <w:sz w:val="23"/>
+                <w:szCs w:val="23"/>
+              </w:rPr>
+            </w:pPr>
+            <w:r>
+              <w:rPr>
+                <w:rFonts w:ascii="Segoe UI" w:eastAsia="Times New Roman" w:hAnsi="Segoe UI" w:cs="Segoe UI"/>
+                <w:sz w:val="23"/>
+                <w:szCs w:val="23"/>
+              </w:rPr>
+              <w:t>urban energy demand</w:t>
             </w:r>
           </w:p>
         </w:tc>
@@ -10040,6 +10821,21 @@
           <w:szCs w:val="30"/>
         </w:rPr>
       </w:pPr>
+    </w:p>
+    <w:p>
+      <w:pPr>
+        <w:shd w:val="clear" w:color="auto" w:fill="FFFFFF"/>
+        <w:spacing w:before="480" w:after="240" w:line="450" w:lineRule="atLeast"/>
+        <w:outlineLvl w:val="2"/>
+        <w:rPr>
+          <w:rFonts w:ascii="Segoe UI" w:eastAsia="Times New Roman" w:hAnsi="Segoe UI" w:cs="Segoe UI"/>
+          <w:b/>
+          <w:bCs/>
+          <w:color w:val="0F1115"/>
+          <w:sz w:val="30"/>
+          <w:szCs w:val="30"/>
+        </w:rPr>
+      </w:pPr>
       <w:r>
         <w:rPr>
           <w:rFonts w:ascii="Segoe UI" w:eastAsia="Times New Roman" w:hAnsi="Segoe UI" w:cs="Segoe UI"/>
@@ -10049,6 +10845,7 @@
           <w:sz w:val="30"/>
           <w:szCs w:val="30"/>
         </w:rPr>
+        <w:lastRenderedPageBreak/>
         <w:t>Question to Ponder</w:t>
       </w:r>
     </w:p>
@@ -10087,8 +10884,8 @@
         <w:tblLook w:val="04A0" w:firstRow="1" w:lastRow="0" w:firstColumn="1" w:lastColumn="0" w:noHBand="0" w:noVBand="1"/>
       </w:tblPr>
       <w:tblGrid>
-        <w:gridCol w:w="6064"/>
-        <w:gridCol w:w="5216"/>
+        <w:gridCol w:w="5580"/>
+        <w:gridCol w:w="5700"/>
       </w:tblGrid>
       <w:tr>
         <w:trPr>
@@ -10096,7 +10893,7 @@
         </w:trPr>
         <w:tc>
           <w:tcPr>
-            <w:tcW w:w="0" w:type="auto"/>
+            <w:tcW w:w="5580" w:type="dxa"/>
             <w:tcBorders>
               <w:top w:val="nil"/>
             </w:tcBorders>
@@ -10130,7 +10927,7 @@
         </w:tc>
         <w:tc>
           <w:tcPr>
-            <w:tcW w:w="0" w:type="auto"/>
+            <w:tcW w:w="5700" w:type="dxa"/>
             <w:tcBorders>
               <w:top w:val="nil"/>
             </w:tcBorders>
@@ -10166,7 +10963,7 @@
       <w:tr>
         <w:tc>
           <w:tcPr>
-            <w:tcW w:w="0" w:type="auto"/>
+            <w:tcW w:w="5580" w:type="dxa"/>
             <w:tcMar>
               <w:top w:w="150" w:type="dxa"/>
               <w:left w:w="0" w:type="dxa"/>
@@ -10197,7 +10994,7 @@
         </w:tc>
         <w:tc>
           <w:tcPr>
-            <w:tcW w:w="0" w:type="auto"/>
+            <w:tcW w:w="5700" w:type="dxa"/>
             <w:tcMar>
               <w:top w:w="150" w:type="dxa"/>
               <w:left w:w="240" w:type="dxa"/>
@@ -10230,7 +11027,7 @@
       <w:tr>
         <w:tc>
           <w:tcPr>
-            <w:tcW w:w="0" w:type="auto"/>
+            <w:tcW w:w="5580" w:type="dxa"/>
             <w:tcMar>
               <w:top w:w="150" w:type="dxa"/>
               <w:left w:w="0" w:type="dxa"/>
@@ -10261,7 +11058,7 @@
         </w:tc>
         <w:tc>
           <w:tcPr>
-            <w:tcW w:w="0" w:type="auto"/>
+            <w:tcW w:w="5700" w:type="dxa"/>
             <w:tcMar>
               <w:top w:w="150" w:type="dxa"/>
               <w:left w:w="240" w:type="dxa"/>
@@ -10294,7 +11091,7 @@
       <w:tr>
         <w:tc>
           <w:tcPr>
-            <w:tcW w:w="0" w:type="auto"/>
+            <w:tcW w:w="5580" w:type="dxa"/>
             <w:tcMar>
               <w:top w:w="150" w:type="dxa"/>
               <w:left w:w="0" w:type="dxa"/>
@@ -10325,7 +11122,7 @@
         </w:tc>
         <w:tc>
           <w:tcPr>
-            <w:tcW w:w="0" w:type="auto"/>
+            <w:tcW w:w="5700" w:type="dxa"/>
             <w:tcMar>
               <w:top w:w="150" w:type="dxa"/>
               <w:left w:w="240" w:type="dxa"/>
@@ -10358,7 +11155,7 @@
       <w:tr>
         <w:tc>
           <w:tcPr>
-            <w:tcW w:w="0" w:type="auto"/>
+            <w:tcW w:w="5580" w:type="dxa"/>
             <w:tcMar>
               <w:top w:w="150" w:type="dxa"/>
               <w:left w:w="0" w:type="dxa"/>
@@ -10389,7 +11186,7 @@
         </w:tc>
         <w:tc>
           <w:tcPr>
-            <w:tcW w:w="0" w:type="auto"/>
+            <w:tcW w:w="5700" w:type="dxa"/>
             <w:tcMar>
               <w:top w:w="150" w:type="dxa"/>
               <w:left w:w="240" w:type="dxa"/>
@@ -10435,7 +11232,6 @@
           <w:sz w:val="24"/>
           <w:szCs w:val="24"/>
         </w:rPr>
-        <w:lastRenderedPageBreak/>
         <w:pict>
           <v:rect id="_x0000_i1032" style="width:0;height:.75pt" o:hralign="center" o:hrstd="t" o:hr="t" fillcolor="#a0a0a0" stroked="f"/>
         </w:pict>
@@ -10572,8 +11368,8 @@
         <w:tblLook w:val="04A0" w:firstRow="1" w:lastRow="0" w:firstColumn="1" w:lastColumn="0" w:noHBand="0" w:noVBand="1"/>
       </w:tblPr>
       <w:tblGrid>
-        <w:gridCol w:w="1962"/>
-        <w:gridCol w:w="9318"/>
+        <w:gridCol w:w="1800"/>
+        <w:gridCol w:w="9480"/>
       </w:tblGrid>
       <w:tr>
         <w:trPr>
@@ -10581,7 +11377,7 @@
         </w:trPr>
         <w:tc>
           <w:tcPr>
-            <w:tcW w:w="0" w:type="auto"/>
+            <w:tcW w:w="1800" w:type="dxa"/>
             <w:tcBorders>
               <w:top w:val="nil"/>
             </w:tcBorders>
@@ -10615,7 +11411,7 @@
         </w:tc>
         <w:tc>
           <w:tcPr>
-            <w:tcW w:w="0" w:type="auto"/>
+            <w:tcW w:w="9480" w:type="dxa"/>
             <w:tcBorders>
               <w:top w:val="nil"/>
             </w:tcBorders>
@@ -10651,7 +11447,7 @@
       <w:tr>
         <w:tc>
           <w:tcPr>
-            <w:tcW w:w="0" w:type="auto"/>
+            <w:tcW w:w="1800" w:type="dxa"/>
             <w:tcMar>
               <w:top w:w="150" w:type="dxa"/>
               <w:left w:w="0" w:type="dxa"/>
@@ -10684,7 +11480,7 @@
         </w:tc>
         <w:tc>
           <w:tcPr>
-            <w:tcW w:w="0" w:type="auto"/>
+            <w:tcW w:w="9480" w:type="dxa"/>
             <w:tcMar>
               <w:top w:w="150" w:type="dxa"/>
               <w:left w:w="240" w:type="dxa"/>
@@ -10717,7 +11513,7 @@
       <w:tr>
         <w:tc>
           <w:tcPr>
-            <w:tcW w:w="0" w:type="auto"/>
+            <w:tcW w:w="1800" w:type="dxa"/>
             <w:tcMar>
               <w:top w:w="150" w:type="dxa"/>
               <w:left w:w="0" w:type="dxa"/>
@@ -10750,7 +11546,7 @@
         </w:tc>
         <w:tc>
           <w:tcPr>
-            <w:tcW w:w="0" w:type="auto"/>
+            <w:tcW w:w="9480" w:type="dxa"/>
             <w:tcMar>
               <w:top w:w="150" w:type="dxa"/>
               <w:left w:w="240" w:type="dxa"/>
@@ -10783,7 +11579,7 @@
       <w:tr>
         <w:tc>
           <w:tcPr>
-            <w:tcW w:w="0" w:type="auto"/>
+            <w:tcW w:w="1800" w:type="dxa"/>
             <w:tcMar>
               <w:top w:w="150" w:type="dxa"/>
               <w:left w:w="0" w:type="dxa"/>
@@ -10816,7 +11612,7 @@
         </w:tc>
         <w:tc>
           <w:tcPr>
-            <w:tcW w:w="0" w:type="auto"/>
+            <w:tcW w:w="9480" w:type="dxa"/>
             <w:tcMar>
               <w:top w:w="150" w:type="dxa"/>
               <w:left w:w="240" w:type="dxa"/>
@@ -10841,7 +11637,25 @@
                 <w:sz w:val="23"/>
                 <w:szCs w:val="23"/>
               </w:rPr>
-              <w:t>Is the door seal tight? Are coils clean? Is the temperature set appropriately?</w:t>
+              <w:t xml:space="preserve">Is the door seal tight? Are coils clean? Is the temperature set </w:t>
+            </w:r>
+          </w:p>
+          <w:p>
+            <w:pPr>
+              <w:spacing w:after="0" w:line="375" w:lineRule="atLeast"/>
+              <w:rPr>
+                <w:rFonts w:ascii="Segoe UI" w:eastAsia="Times New Roman" w:hAnsi="Segoe UI" w:cs="Segoe UI"/>
+                <w:sz w:val="23"/>
+                <w:szCs w:val="23"/>
+              </w:rPr>
+            </w:pPr>
+            <w:r>
+              <w:rPr>
+                <w:rFonts w:ascii="Segoe UI" w:eastAsia="Times New Roman" w:hAnsi="Segoe UI" w:cs="Segoe UI"/>
+                <w:sz w:val="23"/>
+                <w:szCs w:val="23"/>
+              </w:rPr>
+              <w:t>appropriately?</w:t>
             </w:r>
           </w:p>
         </w:tc>
@@ -10849,7 +11663,7 @@
       <w:tr>
         <w:tc>
           <w:tcPr>
-            <w:tcW w:w="0" w:type="auto"/>
+            <w:tcW w:w="1800" w:type="dxa"/>
             <w:tcMar>
               <w:top w:w="150" w:type="dxa"/>
               <w:left w:w="0" w:type="dxa"/>
@@ -10876,13 +11690,14 @@
                 <w:sz w:val="23"/>
                 <w:szCs w:val="23"/>
               </w:rPr>
+              <w:lastRenderedPageBreak/>
               <w:t>Air conditioning</w:t>
             </w:r>
           </w:p>
         </w:tc>
         <w:tc>
           <w:tcPr>
-            <w:tcW w:w="0" w:type="auto"/>
+            <w:tcW w:w="9480" w:type="dxa"/>
             <w:tcMar>
               <w:top w:w="150" w:type="dxa"/>
               <w:left w:w="240" w:type="dxa"/>
@@ -10907,7 +11722,25 @@
                 <w:sz w:val="23"/>
                 <w:szCs w:val="23"/>
               </w:rPr>
-              <w:t>Are filters clean? Are doors and windows closed when AC is on? Is the temperature set at 24-26°C?</w:t>
+              <w:t xml:space="preserve">Are filters clean? Are doors and windows closed when AC is on? Is the </w:t>
+            </w:r>
+          </w:p>
+          <w:p>
+            <w:pPr>
+              <w:spacing w:after="0" w:line="375" w:lineRule="atLeast"/>
+              <w:rPr>
+                <w:rFonts w:ascii="Segoe UI" w:eastAsia="Times New Roman" w:hAnsi="Segoe UI" w:cs="Segoe UI"/>
+                <w:sz w:val="23"/>
+                <w:szCs w:val="23"/>
+              </w:rPr>
+            </w:pPr>
+            <w:r>
+              <w:rPr>
+                <w:rFonts w:ascii="Segoe UI" w:eastAsia="Times New Roman" w:hAnsi="Segoe UI" w:cs="Segoe UI"/>
+                <w:sz w:val="23"/>
+                <w:szCs w:val="23"/>
+              </w:rPr>
+              <w:t>temperature set at 24-26°C?</w:t>
             </w:r>
           </w:p>
         </w:tc>
@@ -10915,7 +11748,7 @@
       <w:tr>
         <w:tc>
           <w:tcPr>
-            <w:tcW w:w="0" w:type="auto"/>
+            <w:tcW w:w="1800" w:type="dxa"/>
             <w:tcMar>
               <w:top w:w="150" w:type="dxa"/>
               <w:left w:w="0" w:type="dxa"/>
@@ -10948,7 +11781,7 @@
         </w:tc>
         <w:tc>
           <w:tcPr>
-            <w:tcW w:w="0" w:type="auto"/>
+            <w:tcW w:w="9480" w:type="dxa"/>
             <w:tcMar>
               <w:top w:w="150" w:type="dxa"/>
               <w:left w:w="240" w:type="dxa"/>
@@ -10981,7 +11814,7 @@
       <w:tr>
         <w:tc>
           <w:tcPr>
-            <w:tcW w:w="0" w:type="auto"/>
+            <w:tcW w:w="1800" w:type="dxa"/>
             <w:tcMar>
               <w:top w:w="150" w:type="dxa"/>
               <w:left w:w="0" w:type="dxa"/>
@@ -11014,7 +11847,7 @@
         </w:tc>
         <w:tc>
           <w:tcPr>
-            <w:tcW w:w="0" w:type="auto"/>
+            <w:tcW w:w="9480" w:type="dxa"/>
             <w:tcMar>
               <w:top w:w="150" w:type="dxa"/>
               <w:left w:w="240" w:type="dxa"/>
@@ -11482,16 +12315,7 @@
                 <w:sz w:val="23"/>
                 <w:szCs w:val="23"/>
               </w:rPr>
-              <w:t xml:space="preserve">Use natural </w:t>
-            </w:r>
-            <w:r>
-              <w:rPr>
-                <w:rFonts w:ascii="Segoe UI" w:eastAsia="Times New Roman" w:hAnsi="Segoe UI" w:cs="Segoe UI"/>
-                <w:sz w:val="23"/>
-                <w:szCs w:val="23"/>
-              </w:rPr>
-              <w:lastRenderedPageBreak/>
-              <w:t>ventilation when possible</w:t>
+              <w:t>Use natural ventilation when possible</w:t>
             </w:r>
           </w:p>
         </w:tc>
@@ -11524,7 +12348,6 @@
                 <w:sz w:val="23"/>
                 <w:szCs w:val="23"/>
               </w:rPr>
-              <w:lastRenderedPageBreak/>
               <w:t>Refrigerator</w:t>
             </w:r>
           </w:p>
@@ -12071,12 +12894,40 @@
           <w:szCs w:val="24"/>
         </w:rPr>
       </w:pPr>
+    </w:p>
+    <w:p>
+      <w:pPr>
+        <w:rPr>
+          <w:rFonts w:ascii="Times New Roman" w:eastAsia="Times New Roman" w:hAnsi="Times New Roman" w:cs="Times New Roman"/>
+          <w:sz w:val="24"/>
+          <w:szCs w:val="24"/>
+        </w:rPr>
+      </w:pPr>
       <w:r>
         <w:rPr>
           <w:rFonts w:ascii="Times New Roman" w:eastAsia="Times New Roman" w:hAnsi="Times New Roman" w:cs="Times New Roman"/>
           <w:sz w:val="24"/>
           <w:szCs w:val="24"/>
         </w:rPr>
+        <w:br w:type="page"/>
+      </w:r>
+    </w:p>
+    <w:p>
+      <w:pPr>
+        <w:spacing w:before="480" w:after="480" w:line="240" w:lineRule="auto"/>
+        <w:rPr>
+          <w:rFonts w:ascii="Times New Roman" w:eastAsia="Times New Roman" w:hAnsi="Times New Roman" w:cs="Times New Roman"/>
+          <w:sz w:val="24"/>
+          <w:szCs w:val="24"/>
+        </w:rPr>
+      </w:pPr>
+      <w:r>
+        <w:rPr>
+          <w:rFonts w:ascii="Times New Roman" w:eastAsia="Times New Roman" w:hAnsi="Times New Roman" w:cs="Times New Roman"/>
+          <w:sz w:val="24"/>
+          <w:szCs w:val="24"/>
+        </w:rPr>
+        <w:lastRenderedPageBreak/>
         <w:pict>
           <v:rect id="_x0000_i1033" style="width:0;height:.75pt" o:hralign="center" o:hrstd="t" o:hr="t" fillcolor="#a0a0a0" stroked="f"/>
         </w:pict>
@@ -12455,7 +13306,25 @@
                 <w:sz w:val="23"/>
                 <w:szCs w:val="23"/>
               </w:rPr>
-              <w:t>Electricity consumed by devices even when turned off but still plugged in</w:t>
+              <w:t xml:space="preserve">Electricity consumed by devices even when turned off </w:t>
+            </w:r>
+          </w:p>
+          <w:p>
+            <w:pPr>
+              <w:spacing w:after="0" w:line="375" w:lineRule="atLeast"/>
+              <w:rPr>
+                <w:rFonts w:ascii="Segoe UI" w:eastAsia="Times New Roman" w:hAnsi="Segoe UI" w:cs="Segoe UI"/>
+                <w:sz w:val="23"/>
+                <w:szCs w:val="23"/>
+              </w:rPr>
+            </w:pPr>
+            <w:r>
+              <w:rPr>
+                <w:rFonts w:ascii="Segoe UI" w:eastAsia="Times New Roman" w:hAnsi="Segoe UI" w:cs="Segoe UI"/>
+                <w:sz w:val="23"/>
+                <w:szCs w:val="23"/>
+              </w:rPr>
+              <w:t>but still plugged in</w:t>
             </w:r>
           </w:p>
         </w:tc>
@@ -12556,7 +13425,6 @@
                 <w:sz w:val="23"/>
                 <w:szCs w:val="23"/>
               </w:rPr>
-              <w:lastRenderedPageBreak/>
               <w:t>Energy audit</w:t>
             </w:r>
           </w:p>
@@ -12654,7 +13522,25 @@
                 <w:sz w:val="23"/>
                 <w:szCs w:val="23"/>
               </w:rPr>
-              <w:t>The Energy Efficiency and Conservation Act of the Philippines</w:t>
+              <w:t xml:space="preserve">The Energy Efficiency and Conservation Act of the </w:t>
+            </w:r>
+          </w:p>
+          <w:p>
+            <w:pPr>
+              <w:spacing w:after="0" w:line="375" w:lineRule="atLeast"/>
+              <w:rPr>
+                <w:rFonts w:ascii="Segoe UI" w:eastAsia="Times New Roman" w:hAnsi="Segoe UI" w:cs="Segoe UI"/>
+                <w:sz w:val="23"/>
+                <w:szCs w:val="23"/>
+              </w:rPr>
+            </w:pPr>
+            <w:r>
+              <w:rPr>
+                <w:rFonts w:ascii="Segoe UI" w:eastAsia="Times New Roman" w:hAnsi="Segoe UI" w:cs="Segoe UI"/>
+                <w:sz w:val="23"/>
+                <w:szCs w:val="23"/>
+              </w:rPr>
+              <w:t>Philippines</w:t>
             </w:r>
           </w:p>
         </w:tc>
@@ -12786,7 +13672,25 @@
                 <w:sz w:val="23"/>
                 <w:szCs w:val="23"/>
               </w:rPr>
-              <w:t>United Nations global goals for sustainable development</w:t>
+              <w:t xml:space="preserve">United Nations global goals for sustainable </w:t>
+            </w:r>
+          </w:p>
+          <w:p>
+            <w:pPr>
+              <w:spacing w:after="0" w:line="375" w:lineRule="atLeast"/>
+              <w:rPr>
+                <w:rFonts w:ascii="Segoe UI" w:eastAsia="Times New Roman" w:hAnsi="Segoe UI" w:cs="Segoe UI"/>
+                <w:sz w:val="23"/>
+                <w:szCs w:val="23"/>
+              </w:rPr>
+            </w:pPr>
+            <w:r>
+              <w:rPr>
+                <w:rFonts w:ascii="Segoe UI" w:eastAsia="Times New Roman" w:hAnsi="Segoe UI" w:cs="Segoe UI"/>
+                <w:sz w:val="23"/>
+                <w:szCs w:val="23"/>
+              </w:rPr>
+              <w:t>development</w:t>
             </w:r>
           </w:p>
         </w:tc>
@@ -12801,12 +13705,40 @@
           <w:szCs w:val="24"/>
         </w:rPr>
       </w:pPr>
+    </w:p>
+    <w:p>
+      <w:pPr>
+        <w:rPr>
+          <w:rFonts w:ascii="Times New Roman" w:eastAsia="Times New Roman" w:hAnsi="Times New Roman" w:cs="Times New Roman"/>
+          <w:sz w:val="24"/>
+          <w:szCs w:val="24"/>
+        </w:rPr>
+      </w:pPr>
       <w:r>
         <w:rPr>
           <w:rFonts w:ascii="Times New Roman" w:eastAsia="Times New Roman" w:hAnsi="Times New Roman" w:cs="Times New Roman"/>
           <w:sz w:val="24"/>
           <w:szCs w:val="24"/>
         </w:rPr>
+        <w:br w:type="page"/>
+      </w:r>
+    </w:p>
+    <w:p>
+      <w:pPr>
+        <w:spacing w:before="480" w:after="480" w:line="240" w:lineRule="auto"/>
+        <w:rPr>
+          <w:rFonts w:ascii="Times New Roman" w:eastAsia="Times New Roman" w:hAnsi="Times New Roman" w:cs="Times New Roman"/>
+          <w:sz w:val="24"/>
+          <w:szCs w:val="24"/>
+        </w:rPr>
+      </w:pPr>
+      <w:r>
+        <w:rPr>
+          <w:rFonts w:ascii="Times New Roman" w:eastAsia="Times New Roman" w:hAnsi="Times New Roman" w:cs="Times New Roman"/>
+          <w:sz w:val="24"/>
+          <w:szCs w:val="24"/>
+        </w:rPr>
+        <w:lastRenderedPageBreak/>
         <w:pict>
           <v:rect id="_x0000_i1034" style="width:0;height:.75pt" o:hralign="center" o:hrstd="t" o:hr="t" fillcolor="#a0a0a0" stroked="f"/>
         </w:pict>
@@ -13071,7 +14003,10 @@
         <w:t>. How does this law affect consumers purchasing new appliances?</w:t>
       </w:r>
     </w:p>
-    <w:p/>
+    <w:p>
+      <w:bookmarkStart w:id="0" w:name="_GoBack"/>
+      <w:bookmarkEnd w:id="0"/>
+    </w:p>
     <w:sectPr>
       <w:pgSz w:w="12240" w:h="15840"/>
       <w:pgMar w:top="1440" w:right="1440" w:bottom="1440" w:left="1440" w:header="720" w:footer="720" w:gutter="0"/>
